--- a/Documentação Técnica EstoqueVision.docx
+++ b/Documentação Técnica EstoqueVision.docx
@@ -14,22 +14,102 @@
           <w:b/>
           <w:bCs/>
         </w:rPr>
-        <w:t>Documentação Técnica – Painel COMEX &amp; Estoque (Kemparts)</w:t>
-      </w:r>
-    </w:p>
-    <w:p>
-      <w:pPr>
-        <w:rPr>
-          <w:b/>
-          <w:bCs/>
-        </w:rPr>
-      </w:pPr>
-      <w:r>
-        <w:rPr>
-          <w:b/>
-          <w:bCs/>
-        </w:rPr>
-        <w:t>1. Visão Geral do Projeto</w:t>
+        <w:t>ESTOQUEVISION</w:t>
+      </w:r>
+    </w:p>
+    <w:p>
+      <w:pPr>
+        <w:rPr>
+          <w:b/>
+          <w:bCs/>
+        </w:rPr>
+      </w:pPr>
+      <w:r>
+        <w:rPr>
+          <w:b/>
+          <w:bCs/>
+        </w:rPr>
+        <w:t>Plataforma Inteligente de Gestão de Estoques, Supply Chain e Importação</w:t>
+      </w:r>
+    </w:p>
+    <w:p>
+      <w:pPr>
+        <w:rPr>
+          <w:b/>
+          <w:bCs/>
+        </w:rPr>
+      </w:pPr>
+      <w:r>
+        <w:rPr>
+          <w:b/>
+          <w:bCs/>
+        </w:rPr>
+        <w:t>Documentação Técnica e Executiva – Versão 3.0</w:t>
+      </w:r>
+    </w:p>
+    <w:p>
+      <w:r>
+        <w:rPr>
+          <w:b/>
+          <w:bCs/>
+        </w:rPr>
+        <w:t>Kemparts Química</w:t>
+      </w:r>
+      <w:r>
+        <w:br/>
+      </w:r>
+      <w:r>
+        <w:rPr>
+          <w:b/>
+          <w:bCs/>
+        </w:rPr>
+        <w:t>Data:</w:t>
+      </w:r>
+      <w:r>
+        <w:t xml:space="preserve"> </w:t>
+      </w:r>
+      <w:proofErr w:type="gramStart"/>
+      <w:r>
+        <w:t>Julho</w:t>
+      </w:r>
+      <w:proofErr w:type="gramEnd"/>
+      <w:r>
+        <w:t>/2026</w:t>
+      </w:r>
+      <w:r>
+        <w:br/>
+      </w:r>
+      <w:r>
+        <w:rPr>
+          <w:b/>
+          <w:bCs/>
+        </w:rPr>
+        <w:t>Desenvolvimento:</w:t>
+      </w:r>
+      <w:r>
+        <w:t xml:space="preserve"> Franklin Nascimento</w:t>
+      </w:r>
+    </w:p>
+    <w:p>
+      <w:r>
+        <w:pict w14:anchorId="00EFF252">
+          <v:rect id="_x0000_i1634" style="width:0;height:1.5pt" o:hralign="center" o:hrstd="t" o:hr="t" fillcolor="#a0a0a0" stroked="f"/>
+        </w:pict>
+      </w:r>
+    </w:p>
+    <w:p>
+      <w:pPr>
+        <w:rPr>
+          <w:b/>
+          <w:bCs/>
+        </w:rPr>
+      </w:pPr>
+      <w:r>
+        <w:rPr>
+          <w:b/>
+          <w:bCs/>
+        </w:rPr>
+        <w:t>1. Visão Geral</w:t>
       </w:r>
     </w:p>
     <w:p>
@@ -41,44 +121,81 @@
           <w:b/>
           <w:bCs/>
         </w:rPr>
-        <w:t>Painel COMEX &amp; Estoque Kemparts</w:t>
-      </w:r>
-      <w:r>
-        <w:t xml:space="preserve"> é uma aplicação desenvolvida em Python com </w:t>
+        <w:t>ESTOQUEVISION</w:t>
+      </w:r>
+      <w:r>
+        <w:t xml:space="preserve"> é uma plataforma desenvolvida internamente para consolidação, análise e monitoramento estratégico dos estoques de importação da Kemparts.</w:t>
+      </w:r>
+    </w:p>
+    <w:p>
+      <w:r>
+        <w:t xml:space="preserve">A solução foi construída em </w:t>
+      </w:r>
+      <w:r>
+        <w:rPr>
+          <w:b/>
+          <w:bCs/>
+        </w:rPr>
+        <w:t xml:space="preserve">Python + </w:t>
       </w:r>
       <w:proofErr w:type="spellStart"/>
       <w:r>
+        <w:rPr>
+          <w:b/>
+          <w:bCs/>
+        </w:rPr>
         <w:t>Streamlit</w:t>
       </w:r>
       <w:proofErr w:type="spellEnd"/>
       <w:r>
-        <w:t xml:space="preserve"> para análise e visualização de dados operacionais da área de Comércio Exterior e controle de estoque.</w:t>
-      </w:r>
-    </w:p>
-    <w:p>
-      <w:r>
-        <w:t xml:space="preserve">O sistema integra dados armazenados no </w:t>
-      </w:r>
-      <w:r>
-        <w:rPr>
-          <w:b/>
-          <w:bCs/>
-        </w:rPr>
-        <w:t>SharePoint (Microsoft 365)</w:t>
-      </w:r>
-      <w:r>
-        <w:t xml:space="preserve"> e disponibiliza dashboards interativos acessíveis via navegador.</w:t>
-      </w:r>
-    </w:p>
-    <w:p>
-      <w:r>
-        <w:t>O objetivo principal é centralizar informações comerciais e operacionais, facilitando a tomada de decisão pela gestão.</w:t>
-      </w:r>
-    </w:p>
-    <w:p>
-      <w:r>
-        <w:pict w14:anchorId="3167B1E8">
-          <v:rect id="_x0000_i1271" style="width:0;height:1.5pt" o:hralign="center" o:hrstd="t" o:hr="t" fillcolor="#a0a0a0" stroked="f"/>
+        <w:t xml:space="preserve">, utilizando integração direta com </w:t>
+      </w:r>
+      <w:r>
+        <w:rPr>
+          <w:b/>
+          <w:bCs/>
+        </w:rPr>
+        <w:t>Microsoft SharePoint Online</w:t>
+      </w:r>
+      <w:r>
+        <w:t xml:space="preserve"> via </w:t>
+      </w:r>
+      <w:r>
+        <w:rPr>
+          <w:b/>
+          <w:bCs/>
+        </w:rPr>
+        <w:t xml:space="preserve">Microsoft </w:t>
+      </w:r>
+      <w:proofErr w:type="spellStart"/>
+      <w:r>
+        <w:rPr>
+          <w:b/>
+          <w:bCs/>
+        </w:rPr>
+        <w:t>Graph</w:t>
+      </w:r>
+      <w:proofErr w:type="spellEnd"/>
+      <w:r>
+        <w:rPr>
+          <w:b/>
+          <w:bCs/>
+        </w:rPr>
+        <w:t xml:space="preserve"> API</w:t>
+      </w:r>
+      <w:r>
+        <w:t>, permitindo atualização automática das informações sem necessidade de manipulação manual de arquivos.</w:t>
+      </w:r>
+    </w:p>
+    <w:p>
+      <w:r>
+        <w:t>Seu objetivo é fornecer à diretoria, comercial, compras e COMEX uma visão executiva da operação, apoiando a tomada de decisão baseada em dados.</w:t>
+      </w:r>
+    </w:p>
+    <w:p>
+      <w:r>
+        <w:pict w14:anchorId="102FE1F3">
+          <v:rect id="_x0000_i1635" style="width:0;height:1.5pt" o:hralign="center" o:hrstd="t" o:hr="t" fillcolor="#a0a0a0" stroked="f"/>
         </w:pict>
       </w:r>
     </w:p>
@@ -94,1932 +211,3300 @@
           <w:b/>
           <w:bCs/>
         </w:rPr>
-        <w:t>2. Status do Projeto</w:t>
+        <w:t>2. Arquitetura da Solução</w:t>
+      </w:r>
+    </w:p>
+    <w:p>
+      <w:pPr>
+        <w:rPr>
+          <w:b/>
+          <w:bCs/>
+        </w:rPr>
+      </w:pPr>
+      <w:r>
+        <w:rPr>
+          <w:b/>
+          <w:bCs/>
+        </w:rPr>
+        <w:t>Tecnologias Utilizadas</w:t>
+      </w:r>
+    </w:p>
+    <w:tbl>
+      <w:tblPr>
+        <w:tblW w:w="0" w:type="auto"/>
+        <w:tblCellSpacing w:w="15" w:type="dxa"/>
+        <w:tblCellMar>
+          <w:top w:w="15" w:type="dxa"/>
+          <w:left w:w="15" w:type="dxa"/>
+          <w:bottom w:w="15" w:type="dxa"/>
+          <w:right w:w="15" w:type="dxa"/>
+        </w:tblCellMar>
+        <w:tblLook w:val="04A0" w:firstRow="1" w:lastRow="0" w:firstColumn="1" w:lastColumn="0" w:noHBand="0" w:noVBand="1"/>
+      </w:tblPr>
+      <w:tblGrid>
+        <w:gridCol w:w="1698"/>
+        <w:gridCol w:w="2466"/>
+      </w:tblGrid>
+      <w:tr>
+        <w:trPr>
+          <w:tblHeader/>
+          <w:tblCellSpacing w:w="15" w:type="dxa"/>
+        </w:trPr>
+        <w:tc>
+          <w:tcPr>
+            <w:tcW w:w="0" w:type="auto"/>
+            <w:vAlign w:val="center"/>
+            <w:hideMark/>
+          </w:tcPr>
+          <w:p>
+            <w:pPr>
+              <w:rPr>
+                <w:b/>
+                <w:bCs/>
+              </w:rPr>
+            </w:pPr>
+            <w:r>
+              <w:rPr>
+                <w:b/>
+                <w:bCs/>
+              </w:rPr>
+              <w:t>Tecnologia</w:t>
+            </w:r>
+          </w:p>
+        </w:tc>
+        <w:tc>
+          <w:tcPr>
+            <w:tcW w:w="0" w:type="auto"/>
+            <w:vAlign w:val="center"/>
+            <w:hideMark/>
+          </w:tcPr>
+          <w:p>
+            <w:pPr>
+              <w:rPr>
+                <w:b/>
+                <w:bCs/>
+              </w:rPr>
+            </w:pPr>
+            <w:r>
+              <w:rPr>
+                <w:b/>
+                <w:bCs/>
+              </w:rPr>
+              <w:t>Finalidade</w:t>
+            </w:r>
+          </w:p>
+        </w:tc>
+      </w:tr>
+      <w:tr>
+        <w:trPr>
+          <w:tblCellSpacing w:w="15" w:type="dxa"/>
+        </w:trPr>
+        <w:tc>
+          <w:tcPr>
+            <w:tcW w:w="0" w:type="auto"/>
+            <w:vAlign w:val="center"/>
+            <w:hideMark/>
+          </w:tcPr>
+          <w:p>
+            <w:r>
+              <w:t>Python 3.14</w:t>
+            </w:r>
+          </w:p>
+        </w:tc>
+        <w:tc>
+          <w:tcPr>
+            <w:tcW w:w="0" w:type="auto"/>
+            <w:vAlign w:val="center"/>
+            <w:hideMark/>
+          </w:tcPr>
+          <w:p>
+            <w:r>
+              <w:t>Motor da aplicação</w:t>
+            </w:r>
+          </w:p>
+        </w:tc>
+      </w:tr>
+      <w:tr>
+        <w:trPr>
+          <w:tblCellSpacing w:w="15" w:type="dxa"/>
+        </w:trPr>
+        <w:tc>
+          <w:tcPr>
+            <w:tcW w:w="0" w:type="auto"/>
+            <w:vAlign w:val="center"/>
+            <w:hideMark/>
+          </w:tcPr>
+          <w:p>
+            <w:proofErr w:type="spellStart"/>
+            <w:r>
+              <w:t>Streamlit</w:t>
+            </w:r>
+            <w:proofErr w:type="spellEnd"/>
+          </w:p>
+        </w:tc>
+        <w:tc>
+          <w:tcPr>
+            <w:tcW w:w="0" w:type="auto"/>
+            <w:vAlign w:val="center"/>
+            <w:hideMark/>
+          </w:tcPr>
+          <w:p>
+            <w:r>
+              <w:t>Interface Web</w:t>
+            </w:r>
+          </w:p>
+        </w:tc>
+      </w:tr>
+      <w:tr>
+        <w:trPr>
+          <w:tblCellSpacing w:w="15" w:type="dxa"/>
+        </w:trPr>
+        <w:tc>
+          <w:tcPr>
+            <w:tcW w:w="0" w:type="auto"/>
+            <w:vAlign w:val="center"/>
+            <w:hideMark/>
+          </w:tcPr>
+          <w:p>
+            <w:proofErr w:type="spellStart"/>
+            <w:r>
+              <w:t>Plotly</w:t>
+            </w:r>
+            <w:proofErr w:type="spellEnd"/>
+          </w:p>
+        </w:tc>
+        <w:tc>
+          <w:tcPr>
+            <w:tcW w:w="0" w:type="auto"/>
+            <w:vAlign w:val="center"/>
+            <w:hideMark/>
+          </w:tcPr>
+          <w:p>
+            <w:r>
+              <w:t>Dashboards interativos</w:t>
+            </w:r>
+          </w:p>
+        </w:tc>
+      </w:tr>
+      <w:tr>
+        <w:trPr>
+          <w:tblCellSpacing w:w="15" w:type="dxa"/>
+        </w:trPr>
+        <w:tc>
+          <w:tcPr>
+            <w:tcW w:w="0" w:type="auto"/>
+            <w:vAlign w:val="center"/>
+            <w:hideMark/>
+          </w:tcPr>
+          <w:p>
+            <w:r>
+              <w:t>Pandas</w:t>
+            </w:r>
+          </w:p>
+        </w:tc>
+        <w:tc>
+          <w:tcPr>
+            <w:tcW w:w="0" w:type="auto"/>
+            <w:vAlign w:val="center"/>
+            <w:hideMark/>
+          </w:tcPr>
+          <w:p>
+            <w:r>
+              <w:t>Tratamento de dados</w:t>
+            </w:r>
+          </w:p>
+        </w:tc>
+      </w:tr>
+      <w:tr>
+        <w:trPr>
+          <w:tblCellSpacing w:w="15" w:type="dxa"/>
+        </w:trPr>
+        <w:tc>
+          <w:tcPr>
+            <w:tcW w:w="0" w:type="auto"/>
+            <w:vAlign w:val="center"/>
+            <w:hideMark/>
+          </w:tcPr>
+          <w:p>
+            <w:r>
+              <w:t>MSAL</w:t>
+            </w:r>
+          </w:p>
+        </w:tc>
+        <w:tc>
+          <w:tcPr>
+            <w:tcW w:w="0" w:type="auto"/>
+            <w:vAlign w:val="center"/>
+            <w:hideMark/>
+          </w:tcPr>
+          <w:p>
+            <w:r>
+              <w:t>Autenticação Azure</w:t>
+            </w:r>
+          </w:p>
+        </w:tc>
+      </w:tr>
+      <w:tr>
+        <w:trPr>
+          <w:tblCellSpacing w:w="15" w:type="dxa"/>
+        </w:trPr>
+        <w:tc>
+          <w:tcPr>
+            <w:tcW w:w="0" w:type="auto"/>
+            <w:vAlign w:val="center"/>
+            <w:hideMark/>
+          </w:tcPr>
+          <w:p>
+            <w:proofErr w:type="spellStart"/>
+            <w:r>
+              <w:t>Graph</w:t>
+            </w:r>
+            <w:proofErr w:type="spellEnd"/>
+            <w:r>
+              <w:t xml:space="preserve"> API</w:t>
+            </w:r>
+          </w:p>
+        </w:tc>
+        <w:tc>
+          <w:tcPr>
+            <w:tcW w:w="0" w:type="auto"/>
+            <w:vAlign w:val="center"/>
+            <w:hideMark/>
+          </w:tcPr>
+          <w:p>
+            <w:r>
+              <w:t>Integração SharePoint</w:t>
+            </w:r>
+          </w:p>
+        </w:tc>
+      </w:tr>
+      <w:tr>
+        <w:trPr>
+          <w:tblCellSpacing w:w="15" w:type="dxa"/>
+        </w:trPr>
+        <w:tc>
+          <w:tcPr>
+            <w:tcW w:w="0" w:type="auto"/>
+            <w:vAlign w:val="center"/>
+            <w:hideMark/>
+          </w:tcPr>
+          <w:p>
+            <w:r>
+              <w:t>GitHub</w:t>
+            </w:r>
+          </w:p>
+        </w:tc>
+        <w:tc>
+          <w:tcPr>
+            <w:tcW w:w="0" w:type="auto"/>
+            <w:vAlign w:val="center"/>
+            <w:hideMark/>
+          </w:tcPr>
+          <w:p>
+            <w:r>
+              <w:t>Versionamento</w:t>
+            </w:r>
+          </w:p>
+        </w:tc>
+      </w:tr>
+      <w:tr>
+        <w:trPr>
+          <w:tblCellSpacing w:w="15" w:type="dxa"/>
+        </w:trPr>
+        <w:tc>
+          <w:tcPr>
+            <w:tcW w:w="0" w:type="auto"/>
+            <w:vAlign w:val="center"/>
+            <w:hideMark/>
+          </w:tcPr>
+          <w:p>
+            <w:proofErr w:type="spellStart"/>
+            <w:r>
+              <w:t>Streamlit</w:t>
+            </w:r>
+            <w:proofErr w:type="spellEnd"/>
+            <w:r>
+              <w:t xml:space="preserve"> Cloud</w:t>
+            </w:r>
+          </w:p>
+        </w:tc>
+        <w:tc>
+          <w:tcPr>
+            <w:tcW w:w="0" w:type="auto"/>
+            <w:vAlign w:val="center"/>
+            <w:hideMark/>
+          </w:tcPr>
+          <w:p>
+            <w:r>
+              <w:t>Hospedagem</w:t>
+            </w:r>
+          </w:p>
+        </w:tc>
+      </w:tr>
+      <w:tr>
+        <w:trPr>
+          <w:tblCellSpacing w:w="15" w:type="dxa"/>
+        </w:trPr>
+        <w:tc>
+          <w:tcPr>
+            <w:tcW w:w="0" w:type="auto"/>
+            <w:vAlign w:val="center"/>
+            <w:hideMark/>
+          </w:tcPr>
+          <w:p>
+            <w:r>
+              <w:lastRenderedPageBreak/>
+              <w:t>SharePoint</w:t>
+            </w:r>
+          </w:p>
+        </w:tc>
+        <w:tc>
+          <w:tcPr>
+            <w:tcW w:w="0" w:type="auto"/>
+            <w:vAlign w:val="center"/>
+            <w:hideMark/>
+          </w:tcPr>
+          <w:p>
+            <w:r>
+              <w:t>Repositório de dados</w:t>
+            </w:r>
+          </w:p>
+        </w:tc>
+      </w:tr>
+    </w:tbl>
+    <w:p>
+      <w:r>
+        <w:pict w14:anchorId="17FBD690">
+          <v:rect id="_x0000_i1636" style="width:0;height:1.5pt" o:hralign="center" o:hrstd="t" o:hr="t" fillcolor="#a0a0a0" stroked="f"/>
+        </w:pict>
+      </w:r>
+    </w:p>
+    <w:p>
+      <w:pPr>
+        <w:rPr>
+          <w:b/>
+          <w:bCs/>
+        </w:rPr>
+      </w:pPr>
+      <w:r>
+        <w:rPr>
+          <w:b/>
+          <w:bCs/>
+        </w:rPr>
+        <w:t>3. Estrutura de Dados</w:t>
+      </w:r>
+    </w:p>
+    <w:p>
+      <w:pPr>
+        <w:rPr>
+          <w:b/>
+          <w:bCs/>
+        </w:rPr>
+      </w:pPr>
+      <w:r>
+        <w:rPr>
+          <w:b/>
+          <w:bCs/>
+        </w:rPr>
+        <w:t>Fonte Primária</w:t>
+      </w:r>
+    </w:p>
+    <w:p>
+      <w:r>
+        <w:t>SharePoint Kemparts</w:t>
+      </w:r>
+    </w:p>
+    <w:p>
+      <w:r>
+        <w:t>Arquivo:</w:t>
+      </w:r>
+    </w:p>
+    <w:p>
+      <w:r>
+        <w:t>PLANEJAMENTO DE COMPRAS 30.06.2026_FRANKLIN.xlsx</w:t>
+      </w:r>
+    </w:p>
+    <w:p>
+      <w:r>
+        <w:pict w14:anchorId="33630288">
+          <v:rect id="_x0000_i1637" style="width:0;height:1.5pt" o:hralign="center" o:hrstd="t" o:hr="t" fillcolor="#a0a0a0" stroked="f"/>
+        </w:pict>
+      </w:r>
+    </w:p>
+    <w:p>
+      <w:pPr>
+        <w:rPr>
+          <w:b/>
+          <w:bCs/>
+        </w:rPr>
+      </w:pPr>
+      <w:r>
+        <w:rPr>
+          <w:b/>
+          <w:bCs/>
+        </w:rPr>
+        <w:t>Aba ESTOQUE</w:t>
+      </w:r>
+    </w:p>
+    <w:p>
+      <w:r>
+        <w:t>Base responsável pelas análises operacionais.</w:t>
+      </w:r>
+    </w:p>
+    <w:p>
+      <w:r>
+        <w:t>Principais campos:</w:t>
+      </w:r>
+    </w:p>
+    <w:p>
+      <w:r>
+        <w:t>Produto</w:t>
+      </w:r>
+      <w:r>
+        <w:br/>
+      </w:r>
+      <w:r>
+        <w:br/>
+        <w:t>Descrição</w:t>
+      </w:r>
+      <w:r>
+        <w:br/>
+      </w:r>
+      <w:r>
+        <w:br/>
+        <w:t>Fornecedor</w:t>
+      </w:r>
+      <w:r>
+        <w:br/>
+      </w:r>
+      <w:r>
+        <w:br/>
+        <w:t>Filial</w:t>
+      </w:r>
+      <w:r>
+        <w:br/>
+      </w:r>
+      <w:r>
+        <w:br/>
+        <w:t>Lote</w:t>
+      </w:r>
+      <w:r>
+        <w:br/>
+      </w:r>
+      <w:r>
+        <w:br/>
+        <w:t>Data Entrada</w:t>
+      </w:r>
+      <w:r>
+        <w:br/>
+      </w:r>
+      <w:r>
+        <w:br/>
+        <w:t>Data Validade</w:t>
+      </w:r>
+      <w:r>
+        <w:br/>
+      </w:r>
+      <w:r>
+        <w:br/>
+        <w:t>Saldo</w:t>
+      </w:r>
+      <w:r>
+        <w:br/>
+      </w:r>
+      <w:r>
+        <w:br/>
+        <w:t>Custo Unitário</w:t>
+      </w:r>
+      <w:r>
+        <w:br/>
+      </w:r>
+      <w:r>
+        <w:br/>
+      </w:r>
+      <w:proofErr w:type="spellStart"/>
+      <w:r>
+        <w:t>Shelf</w:t>
+      </w:r>
+      <w:proofErr w:type="spellEnd"/>
+      <w:r>
+        <w:t xml:space="preserve"> Life</w:t>
+      </w:r>
+    </w:p>
+    <w:p>
+      <w:r>
+        <w:pict w14:anchorId="7864DDAD">
+          <v:rect id="_x0000_i1638" style="width:0;height:1.5pt" o:hralign="center" o:hrstd="t" o:hr="t" fillcolor="#a0a0a0" stroked="f"/>
+        </w:pict>
+      </w:r>
+    </w:p>
+    <w:p>
+      <w:pPr>
+        <w:rPr>
+          <w:b/>
+          <w:bCs/>
+        </w:rPr>
+      </w:pPr>
+      <w:r>
+        <w:rPr>
+          <w:b/>
+          <w:bCs/>
+        </w:rPr>
+        <w:t>Aba PED. COMPRA</w:t>
+      </w:r>
+    </w:p>
+    <w:p>
+      <w:r>
+        <w:t>Base responsável pelos módulos de Supply Chain.</w:t>
+      </w:r>
+    </w:p>
+    <w:p>
+      <w:r>
+        <w:t>Campos utilizados:</w:t>
+      </w:r>
+    </w:p>
+    <w:tbl>
+      <w:tblPr>
+        <w:tblW w:w="0" w:type="auto"/>
+        <w:tblCellSpacing w:w="15" w:type="dxa"/>
+        <w:tblCellMar>
+          <w:top w:w="15" w:type="dxa"/>
+          <w:left w:w="15" w:type="dxa"/>
+          <w:bottom w:w="15" w:type="dxa"/>
+          <w:right w:w="15" w:type="dxa"/>
+        </w:tblCellMar>
+        <w:tblLook w:val="04A0" w:firstRow="1" w:lastRow="0" w:firstColumn="1" w:lastColumn="0" w:noHBand="0" w:noVBand="1"/>
+      </w:tblPr>
+      <w:tblGrid>
+        <w:gridCol w:w="865"/>
+        <w:gridCol w:w="2444"/>
+      </w:tblGrid>
+      <w:tr>
+        <w:trPr>
+          <w:tblHeader/>
+          <w:tblCellSpacing w:w="15" w:type="dxa"/>
+        </w:trPr>
+        <w:tc>
+          <w:tcPr>
+            <w:tcW w:w="0" w:type="auto"/>
+            <w:vAlign w:val="center"/>
+            <w:hideMark/>
+          </w:tcPr>
+          <w:p>
+            <w:pPr>
+              <w:rPr>
+                <w:b/>
+                <w:bCs/>
+              </w:rPr>
+            </w:pPr>
+            <w:r>
+              <w:rPr>
+                <w:b/>
+                <w:bCs/>
+              </w:rPr>
+              <w:t>Coluna</w:t>
+            </w:r>
+          </w:p>
+        </w:tc>
+        <w:tc>
+          <w:tcPr>
+            <w:tcW w:w="0" w:type="auto"/>
+            <w:vAlign w:val="center"/>
+            <w:hideMark/>
+          </w:tcPr>
+          <w:p>
+            <w:pPr>
+              <w:rPr>
+                <w:b/>
+                <w:bCs/>
+              </w:rPr>
+            </w:pPr>
+            <w:r>
+              <w:rPr>
+                <w:b/>
+                <w:bCs/>
+              </w:rPr>
+              <w:t>Informação</w:t>
+            </w:r>
+          </w:p>
+        </w:tc>
+      </w:tr>
+      <w:tr>
+        <w:trPr>
+          <w:tblCellSpacing w:w="15" w:type="dxa"/>
+        </w:trPr>
+        <w:tc>
+          <w:tcPr>
+            <w:tcW w:w="0" w:type="auto"/>
+            <w:vAlign w:val="center"/>
+            <w:hideMark/>
+          </w:tcPr>
+          <w:p>
+            <w:r>
+              <w:t>E</w:t>
+            </w:r>
+          </w:p>
+        </w:tc>
+        <w:tc>
+          <w:tcPr>
+            <w:tcW w:w="0" w:type="auto"/>
+            <w:vAlign w:val="center"/>
+            <w:hideMark/>
+          </w:tcPr>
+          <w:p>
+            <w:r>
+              <w:t>Filial/Matriz</w:t>
+            </w:r>
+          </w:p>
+        </w:tc>
+      </w:tr>
+      <w:tr>
+        <w:trPr>
+          <w:tblCellSpacing w:w="15" w:type="dxa"/>
+        </w:trPr>
+        <w:tc>
+          <w:tcPr>
+            <w:tcW w:w="0" w:type="auto"/>
+            <w:vAlign w:val="center"/>
+            <w:hideMark/>
+          </w:tcPr>
+          <w:p>
+            <w:r>
+              <w:t>G</w:t>
+            </w:r>
+          </w:p>
+        </w:tc>
+        <w:tc>
+          <w:tcPr>
+            <w:tcW w:w="0" w:type="auto"/>
+            <w:vAlign w:val="center"/>
+            <w:hideMark/>
+          </w:tcPr>
+          <w:p>
+            <w:r>
+              <w:t>Produto</w:t>
+            </w:r>
+          </w:p>
+        </w:tc>
+      </w:tr>
+      <w:tr>
+        <w:trPr>
+          <w:tblCellSpacing w:w="15" w:type="dxa"/>
+        </w:trPr>
+        <w:tc>
+          <w:tcPr>
+            <w:tcW w:w="0" w:type="auto"/>
+            <w:vAlign w:val="center"/>
+            <w:hideMark/>
+          </w:tcPr>
+          <w:p>
+            <w:r>
+              <w:t>H</w:t>
+            </w:r>
+          </w:p>
+        </w:tc>
+        <w:tc>
+          <w:tcPr>
+            <w:tcW w:w="0" w:type="auto"/>
+            <w:vAlign w:val="center"/>
+            <w:hideMark/>
+          </w:tcPr>
+          <w:p>
+            <w:r>
+              <w:t>Quantidade</w:t>
+            </w:r>
+          </w:p>
+        </w:tc>
+      </w:tr>
+      <w:tr>
+        <w:trPr>
+          <w:tblCellSpacing w:w="15" w:type="dxa"/>
+        </w:trPr>
+        <w:tc>
+          <w:tcPr>
+            <w:tcW w:w="0" w:type="auto"/>
+            <w:vAlign w:val="center"/>
+            <w:hideMark/>
+          </w:tcPr>
+          <w:p>
+            <w:r>
+              <w:t>K</w:t>
+            </w:r>
+          </w:p>
+        </w:tc>
+        <w:tc>
+          <w:tcPr>
+            <w:tcW w:w="0" w:type="auto"/>
+            <w:vAlign w:val="center"/>
+            <w:hideMark/>
+          </w:tcPr>
+          <w:p>
+            <w:r>
+              <w:t>Fornecedor</w:t>
+            </w:r>
+          </w:p>
+        </w:tc>
+      </w:tr>
+      <w:tr>
+        <w:trPr>
+          <w:tblCellSpacing w:w="15" w:type="dxa"/>
+        </w:trPr>
+        <w:tc>
+          <w:tcPr>
+            <w:tcW w:w="0" w:type="auto"/>
+            <w:vAlign w:val="center"/>
+            <w:hideMark/>
+          </w:tcPr>
+          <w:p>
+            <w:r>
+              <w:t>T</w:t>
+            </w:r>
+          </w:p>
+        </w:tc>
+        <w:tc>
+          <w:tcPr>
+            <w:tcW w:w="0" w:type="auto"/>
+            <w:vAlign w:val="center"/>
+            <w:hideMark/>
+          </w:tcPr>
+          <w:p>
+            <w:r>
+              <w:t>Data Entrega Armazém</w:t>
+            </w:r>
+          </w:p>
+        </w:tc>
+      </w:tr>
+    </w:tbl>
+    <w:p>
+      <w:r>
+        <w:pict w14:anchorId="50993C3B">
+          <v:rect id="_x0000_i1639" style="width:0;height:1.5pt" o:hralign="center" o:hrstd="t" o:hr="t" fillcolor="#a0a0a0" stroked="f"/>
+        </w:pict>
+      </w:r>
+    </w:p>
+    <w:p>
+      <w:pPr>
+        <w:rPr>
+          <w:b/>
+          <w:bCs/>
+        </w:rPr>
+      </w:pPr>
+      <w:r>
+        <w:rPr>
+          <w:b/>
+          <w:bCs/>
+        </w:rPr>
+        <w:t>4. Integração SharePoint</w:t>
+      </w:r>
+    </w:p>
+    <w:p>
+      <w:r>
+        <w:t>Autenticação realizada através do Azure AD.</w:t>
+      </w:r>
+    </w:p>
+    <w:p>
+      <w:r>
+        <w:t xml:space="preserve">Variáveis seguras armazenadas no </w:t>
+      </w:r>
+      <w:proofErr w:type="spellStart"/>
+      <w:r>
+        <w:t>Streamlit</w:t>
+      </w:r>
+      <w:proofErr w:type="spellEnd"/>
+      <w:r>
+        <w:t xml:space="preserve"> Cloud:</w:t>
+      </w:r>
+    </w:p>
+    <w:p>
+      <w:r>
+        <w:t>AZURE_CLIENT_ID</w:t>
+      </w:r>
+      <w:r>
+        <w:br/>
+      </w:r>
+      <w:r>
+        <w:br/>
+        <w:t>AZURE_CLIENT_SECRET</w:t>
+      </w:r>
+      <w:r>
+        <w:br/>
+      </w:r>
+      <w:r>
+        <w:br/>
+        <w:t>AZURE_TENANT_ID</w:t>
+      </w:r>
+    </w:p>
+    <w:p>
+      <w:r>
+        <w:pict w14:anchorId="21A887C4">
+          <v:rect id="_x0000_i1640" style="width:0;height:1.5pt" o:hralign="center" o:hrstd="t" o:hr="t" fillcolor="#a0a0a0" stroked="f"/>
+        </w:pict>
+      </w:r>
+    </w:p>
+    <w:p>
+      <w:r>
+        <w:t xml:space="preserve">A atualização ocorre automaticamente através do </w:t>
+      </w:r>
+      <w:proofErr w:type="spellStart"/>
+      <w:r>
+        <w:t>Graph</w:t>
+      </w:r>
+      <w:proofErr w:type="spellEnd"/>
+      <w:r>
+        <w:t xml:space="preserve"> API.</w:t>
+      </w:r>
+    </w:p>
+    <w:p>
+      <w:r>
+        <w:t>Tempo atual de cache:</w:t>
+      </w:r>
+    </w:p>
+    <w:p>
+      <w:r>
+        <w:t>1 hora</w:t>
+      </w:r>
+    </w:p>
+    <w:p>
+      <w:r>
+        <w:t>Objetivo:</w:t>
       </w:r>
     </w:p>
     <w:p>
       <w:pPr>
         <w:numPr>
           <w:ilvl w:val="0"/>
-          <w:numId w:val="14"/>
+          <w:numId w:val="32"/>
         </w:numPr>
       </w:pPr>
       <w:r>
-        <w:rPr>
-          <w:rFonts w:ascii="Segoe UI Symbol" w:hAnsi="Segoe UI Symbol" w:cs="Segoe UI Symbol"/>
-        </w:rPr>
-        <w:t>✔</w:t>
-      </w:r>
-      <w:r>
-        <w:t xml:space="preserve"> Em produção (</w:t>
-      </w:r>
-      <w:proofErr w:type="spellStart"/>
-      <w:r>
-        <w:t>Streamlit</w:t>
-      </w:r>
-      <w:proofErr w:type="spellEnd"/>
-      <w:r>
-        <w:t xml:space="preserve"> Cloud) </w:t>
+        <w:t xml:space="preserve">reduzir chamadas ao SharePoint </w:t>
       </w:r>
     </w:p>
     <w:p>
       <w:pPr>
         <w:numPr>
           <w:ilvl w:val="0"/>
-          <w:numId w:val="14"/>
+          <w:numId w:val="32"/>
         </w:numPr>
       </w:pPr>
       <w:r>
-        <w:rPr>
-          <w:rFonts w:ascii="Segoe UI Symbol" w:hAnsi="Segoe UI Symbol" w:cs="Segoe UI Symbol"/>
-        </w:rPr>
-        <w:t>✔</w:t>
-      </w:r>
-      <w:r>
-        <w:t xml:space="preserve"> Integração com SharePoint ativa </w:t>
+        <w:t xml:space="preserve">melhorar performance </w:t>
       </w:r>
     </w:p>
     <w:p>
       <w:pPr>
         <w:numPr>
           <w:ilvl w:val="0"/>
-          <w:numId w:val="14"/>
+          <w:numId w:val="32"/>
         </w:numPr>
       </w:pPr>
       <w:r>
+        <w:t xml:space="preserve">minimizar consumo da API </w:t>
+      </w:r>
+    </w:p>
+    <w:p>
+      <w:r>
+        <w:pict w14:anchorId="596D25FF">
+          <v:rect id="_x0000_i1641" style="width:0;height:1.5pt" o:hralign="center" o:hrstd="t" o:hr="t" fillcolor="#a0a0a0" stroked="f"/>
+        </w:pict>
+      </w:r>
+    </w:p>
+    <w:p>
+      <w:pPr>
+        <w:rPr>
+          <w:b/>
+          <w:bCs/>
+        </w:rPr>
+      </w:pPr>
+      <w:r>
+        <w:rPr>
+          <w:b/>
+          <w:bCs/>
+        </w:rPr>
+        <w:t>5. Funcionalidades Implementadas</w:t>
+      </w:r>
+    </w:p>
+    <w:p>
+      <w:pPr>
+        <w:rPr>
+          <w:b/>
+          <w:bCs/>
+        </w:rPr>
+      </w:pPr>
+      <w:r>
+        <w:rPr>
+          <w:b/>
+          <w:bCs/>
+        </w:rPr>
+        <w:t>V1 — Gestão de Estoque</w:t>
+      </w:r>
+    </w:p>
+    <w:p>
+      <w:pPr>
+        <w:rPr>
+          <w:b/>
+          <w:bCs/>
+        </w:rPr>
+      </w:pPr>
+      <w:r>
+        <w:rPr>
+          <w:b/>
+          <w:bCs/>
+        </w:rPr>
+        <w:t>KPIs</w:t>
+      </w:r>
+    </w:p>
+    <w:p>
+      <w:r>
         <w:rPr>
           <w:rFonts w:ascii="Segoe UI Symbol" w:hAnsi="Segoe UI Symbol" w:cs="Segoe UI Symbol"/>
         </w:rPr>
         <w:t>✔</w:t>
       </w:r>
       <w:r>
-        <w:t xml:space="preserve"> Autenticação via Azure (Microsoft Entra ID) </w:t>
+        <w:t xml:space="preserve"> Valor total em estoque</w:t>
+      </w:r>
+    </w:p>
+    <w:p>
+      <w:r>
+        <w:rPr>
+          <w:rFonts w:ascii="Segoe UI Symbol" w:hAnsi="Segoe UI Symbol" w:cs="Segoe UI Symbol"/>
+        </w:rPr>
+        <w:t>✔</w:t>
+      </w:r>
+      <w:r>
+        <w:t xml:space="preserve"> Valor vencido</w:t>
+      </w:r>
+    </w:p>
+    <w:p>
+      <w:r>
+        <w:rPr>
+          <w:rFonts w:ascii="Segoe UI Symbol" w:hAnsi="Segoe UI Symbol" w:cs="Segoe UI Symbol"/>
+        </w:rPr>
+        <w:t>✔</w:t>
+      </w:r>
+      <w:r>
+        <w:t xml:space="preserve"> Valor em risco</w:t>
+      </w:r>
+    </w:p>
+    <w:p>
+      <w:r>
+        <w:rPr>
+          <w:rFonts w:ascii="Segoe UI Symbol" w:hAnsi="Segoe UI Symbol" w:cs="Segoe UI Symbol"/>
+        </w:rPr>
+        <w:t>✔</w:t>
+      </w:r>
+      <w:r>
+        <w:t xml:space="preserve"> Capital imobilizado</w:t>
+      </w:r>
+    </w:p>
+    <w:p>
+      <w:r>
+        <w:rPr>
+          <w:rFonts w:ascii="Segoe UI Symbol" w:hAnsi="Segoe UI Symbol" w:cs="Segoe UI Symbol"/>
+        </w:rPr>
+        <w:t>✔</w:t>
+      </w:r>
+      <w:r>
+        <w:t xml:space="preserve"> Produtos baixo giro</w:t>
+      </w:r>
+    </w:p>
+    <w:p>
+      <w:r>
+        <w:pict w14:anchorId="4B577F87">
+          <v:rect id="_x0000_i1642" style="width:0;height:1.5pt" o:hralign="center" o:hrstd="t" o:hr="t" fillcolor="#a0a0a0" stroked="f"/>
+        </w:pict>
+      </w:r>
+    </w:p>
+    <w:p>
+      <w:pPr>
+        <w:rPr>
+          <w:b/>
+          <w:bCs/>
+        </w:rPr>
+      </w:pPr>
+      <w:r>
+        <w:rPr>
+          <w:b/>
+          <w:bCs/>
+        </w:rPr>
+        <w:t>Regras de Negócio</w:t>
+      </w:r>
+    </w:p>
+    <w:p>
+      <w:pPr>
+        <w:rPr>
+          <w:b/>
+          <w:bCs/>
+        </w:rPr>
+      </w:pPr>
+      <w:r>
+        <w:rPr>
+          <w:b/>
+          <w:bCs/>
+        </w:rPr>
+        <w:t>Giro</w:t>
+      </w:r>
+    </w:p>
+    <w:p>
+      <w:r>
+        <w:t>Dias em estoque &gt; 120 dias</w:t>
+      </w:r>
+      <w:r>
+        <w:br/>
+      </w:r>
+      <w:r>
+        <w:br/>
+        <w:t>↓</w:t>
+      </w:r>
+      <w:r>
+        <w:br/>
+      </w:r>
+      <w:r>
+        <w:br/>
+        <w:t>Baixo Giro</w:t>
+      </w:r>
+    </w:p>
+    <w:p>
+      <w:r>
+        <w:t>Caso contrário:</w:t>
+      </w:r>
+    </w:p>
+    <w:p>
+      <w:r>
+        <w:t>Giro Regular</w:t>
+      </w:r>
+    </w:p>
+    <w:p>
+      <w:r>
+        <w:pict w14:anchorId="76C43A5A">
+          <v:rect id="_x0000_i1643" style="width:0;height:1.5pt" o:hralign="center" o:hrstd="t" o:hr="t" fillcolor="#a0a0a0" stroked="f"/>
+        </w:pict>
+      </w:r>
+    </w:p>
+    <w:p>
+      <w:pPr>
+        <w:rPr>
+          <w:b/>
+          <w:bCs/>
+        </w:rPr>
+      </w:pPr>
+      <w:r>
+        <w:rPr>
+          <w:b/>
+          <w:bCs/>
+        </w:rPr>
+        <w:t>Saúde do Estoque</w:t>
+      </w:r>
+    </w:p>
+    <w:p>
+      <w:r>
+        <w:t>Categorias:</w:t>
+      </w:r>
+    </w:p>
+    <w:p>
+      <w:r>
+        <w:t>VALIDADE OK</w:t>
+      </w:r>
+      <w:r>
+        <w:br/>
+      </w:r>
+      <w:r>
+        <w:br/>
+        <w:t>À VENCER</w:t>
+      </w:r>
+      <w:r>
+        <w:br/>
+      </w:r>
+      <w:r>
+        <w:br/>
+        <w:t>VENCIDO</w:t>
+      </w:r>
+    </w:p>
+    <w:p>
+      <w:r>
+        <w:t>Baseado em:</w:t>
+      </w:r>
+    </w:p>
+    <w:p>
+      <w:proofErr w:type="spellStart"/>
+      <w:r>
+        <w:t>Shelf</w:t>
+      </w:r>
+      <w:proofErr w:type="spellEnd"/>
+      <w:r>
+        <w:t xml:space="preserve"> Life</w:t>
+      </w:r>
+      <w:r>
+        <w:br/>
+      </w:r>
+      <w:r>
+        <w:br/>
+        <w:t>Dias Restantes</w:t>
+      </w:r>
+      <w:r>
+        <w:br/>
+      </w:r>
+      <w:r>
+        <w:br/>
+        <w:t>Data Validade</w:t>
+      </w:r>
+    </w:p>
+    <w:p>
+      <w:r>
+        <w:pict w14:anchorId="60FF8681">
+          <v:rect id="_x0000_i1644" style="width:0;height:1.5pt" o:hralign="center" o:hrstd="t" o:hr="t" fillcolor="#a0a0a0" stroked="f"/>
+        </w:pict>
+      </w:r>
+    </w:p>
+    <w:p>
+      <w:pPr>
+        <w:rPr>
+          <w:b/>
+          <w:bCs/>
+        </w:rPr>
+      </w:pPr>
+      <w:r>
+        <w:rPr>
+          <w:b/>
+          <w:bCs/>
+        </w:rPr>
+        <w:t>Raio-X Operacional</w:t>
+      </w:r>
+    </w:p>
+    <w:p>
+      <w:r>
+        <w:t>Exibição automática de:</w:t>
+      </w:r>
+    </w:p>
+    <w:p>
+      <w:pPr>
+        <w:rPr>
+          <w:b/>
+          <w:bCs/>
+        </w:rPr>
+      </w:pPr>
+      <w:r>
+        <w:rPr>
+          <w:b/>
+          <w:bCs/>
+        </w:rPr>
+        <w:t>Lote mais próximo do vencimento</w:t>
+      </w:r>
+    </w:p>
+    <w:p>
+      <w:r>
+        <w:t>Informações:</w:t>
       </w:r>
     </w:p>
     <w:p>
       <w:pPr>
         <w:numPr>
           <w:ilvl w:val="0"/>
-          <w:numId w:val="14"/>
+          <w:numId w:val="33"/>
         </w:numPr>
       </w:pPr>
       <w:r>
-        <w:rPr>
-          <w:rFonts w:ascii="Segoe UI Symbol" w:hAnsi="Segoe UI Symbol" w:cs="Segoe UI Symbol"/>
-        </w:rPr>
-        <w:t>✔</w:t>
-      </w:r>
-      <w:r>
-        <w:t xml:space="preserve"> Dashboard funcional </w:t>
+        <w:t xml:space="preserve">Produto </w:t>
       </w:r>
     </w:p>
     <w:p>
       <w:pPr>
         <w:numPr>
           <w:ilvl w:val="0"/>
-          <w:numId w:val="14"/>
+          <w:numId w:val="33"/>
         </w:numPr>
       </w:pPr>
       <w:r>
-        <w:rPr>
-          <w:rFonts w:ascii="Segoe UI Symbol" w:hAnsi="Segoe UI Symbol" w:cs="Segoe UI Symbol"/>
-        </w:rPr>
-        <w:t>✔</w:t>
-      </w:r>
-      <w:r>
-        <w:t xml:space="preserve"> Atualização via cache </w:t>
-      </w:r>
-    </w:p>
-    <w:p>
-      <w:r>
-        <w:pict w14:anchorId="7220D636">
-          <v:rect id="_x0000_i1272" style="width:0;height:1.5pt" o:hralign="center" o:hrstd="t" o:hr="t" fillcolor="#a0a0a0" stroked="f"/>
-        </w:pict>
-      </w:r>
-    </w:p>
-    <w:p>
-      <w:pPr>
-        <w:rPr>
-          <w:b/>
-          <w:bCs/>
-        </w:rPr>
-      </w:pPr>
-      <w:r>
-        <w:rPr>
-          <w:b/>
-          <w:bCs/>
-        </w:rPr>
-        <w:t>3. Arquitetura da Solução</w:t>
-      </w:r>
-    </w:p>
-    <w:p>
-      <w:r>
-        <w:t>Usuário</w:t>
-      </w:r>
-      <w:r>
-        <w:br/>
-        <w:t xml:space="preserve">   ↓</w:t>
-      </w:r>
-      <w:r>
-        <w:br/>
-      </w:r>
-      <w:proofErr w:type="spellStart"/>
-      <w:r>
-        <w:t>Streamlit</w:t>
-      </w:r>
-      <w:proofErr w:type="spellEnd"/>
-      <w:r>
-        <w:t xml:space="preserve"> Cloud (</w:t>
-      </w:r>
-      <w:proofErr w:type="spellStart"/>
-      <w:r>
-        <w:t>kemparts_estoque</w:t>
-      </w:r>
-      <w:proofErr w:type="spellEnd"/>
-      <w:r>
-        <w:t>)</w:t>
-      </w:r>
-      <w:r>
-        <w:br/>
-        <w:t xml:space="preserve">   ↓</w:t>
-      </w:r>
-      <w:r>
-        <w:br/>
-        <w:t>Autenticação Azure (MSAL)</w:t>
-      </w:r>
-      <w:r>
-        <w:br/>
-        <w:t xml:space="preserve">   ↓</w:t>
-      </w:r>
-      <w:r>
-        <w:br/>
-        <w:t xml:space="preserve">Microsoft </w:t>
-      </w:r>
-      <w:proofErr w:type="spellStart"/>
-      <w:r>
-        <w:t>Graph</w:t>
-      </w:r>
-      <w:proofErr w:type="spellEnd"/>
-      <w:r>
-        <w:t xml:space="preserve"> API</w:t>
-      </w:r>
-      <w:r>
-        <w:br/>
-        <w:t xml:space="preserve">   ↓</w:t>
-      </w:r>
-      <w:r>
-        <w:br/>
-        <w:t>SharePoint Online</w:t>
-      </w:r>
-      <w:r>
-        <w:br/>
-        <w:t xml:space="preserve">   ↓</w:t>
-      </w:r>
-      <w:r>
-        <w:br/>
-        <w:t>Arquivo Excel (base de dados)</w:t>
-      </w:r>
-      <w:r>
-        <w:br/>
-        <w:t xml:space="preserve">   ↓</w:t>
-      </w:r>
-      <w:r>
-        <w:br/>
-        <w:t>Pandas (tratamento)</w:t>
-      </w:r>
-      <w:r>
-        <w:br/>
-        <w:t xml:space="preserve">   ↓</w:t>
-      </w:r>
-      <w:r>
-        <w:br/>
-      </w:r>
-      <w:proofErr w:type="spellStart"/>
-      <w:r>
-        <w:t>Plotly</w:t>
-      </w:r>
-      <w:proofErr w:type="spellEnd"/>
-      <w:r>
-        <w:t xml:space="preserve"> / </w:t>
-      </w:r>
-      <w:proofErr w:type="spellStart"/>
-      <w:r>
-        <w:t>Streamlit</w:t>
-      </w:r>
-      <w:proofErr w:type="spellEnd"/>
-      <w:r>
-        <w:t xml:space="preserve"> (visualização)</w:t>
-      </w:r>
-    </w:p>
-    <w:p>
-      <w:r>
-        <w:lastRenderedPageBreak/>
-        <w:pict w14:anchorId="70C6DA03">
-          <v:rect id="_x0000_i1273" style="width:0;height:1.5pt" o:hralign="center" o:hrstd="t" o:hr="t" fillcolor="#a0a0a0" stroked="f"/>
-        </w:pict>
-      </w:r>
-    </w:p>
-    <w:p>
-      <w:pPr>
-        <w:rPr>
-          <w:b/>
-          <w:bCs/>
-        </w:rPr>
-      </w:pPr>
-      <w:r>
-        <w:rPr>
-          <w:b/>
-          <w:bCs/>
-        </w:rPr>
-        <w:t>4. Tecnologias Utilizadas</w:t>
-      </w:r>
-    </w:p>
-    <w:p>
-      <w:pPr>
-        <w:rPr>
-          <w:b/>
-          <w:bCs/>
-        </w:rPr>
-      </w:pPr>
-      <w:proofErr w:type="spellStart"/>
-      <w:r>
-        <w:rPr>
-          <w:b/>
-          <w:bCs/>
-        </w:rPr>
-        <w:t>Backend</w:t>
-      </w:r>
-      <w:proofErr w:type="spellEnd"/>
-      <w:r>
-        <w:rPr>
-          <w:b/>
-          <w:bCs/>
-        </w:rPr>
-        <w:t xml:space="preserve"> / Dados</w:t>
+        <w:t xml:space="preserve">Fornecedor </w:t>
       </w:r>
     </w:p>
     <w:p>
       <w:pPr>
         <w:numPr>
           <w:ilvl w:val="0"/>
-          <w:numId w:val="15"/>
+          <w:numId w:val="33"/>
         </w:numPr>
       </w:pPr>
       <w:r>
-        <w:t xml:space="preserve">Python 3.x </w:t>
+        <w:t xml:space="preserve">Lote </w:t>
       </w:r>
     </w:p>
     <w:p>
       <w:pPr>
         <w:numPr>
           <w:ilvl w:val="0"/>
-          <w:numId w:val="15"/>
+          <w:numId w:val="33"/>
         </w:numPr>
       </w:pPr>
       <w:r>
-        <w:t xml:space="preserve">Pandas </w:t>
+        <w:t xml:space="preserve">Quantidade </w:t>
       </w:r>
     </w:p>
     <w:p>
       <w:pPr>
         <w:numPr>
           <w:ilvl w:val="0"/>
-          <w:numId w:val="15"/>
+          <w:numId w:val="33"/>
         </w:numPr>
       </w:pPr>
-      <w:proofErr w:type="spellStart"/>
-      <w:r>
-        <w:t>Requests</w:t>
-      </w:r>
-      <w:proofErr w:type="spellEnd"/>
-      <w:r>
-        <w:t xml:space="preserve"> </w:t>
+      <w:r>
+        <w:t xml:space="preserve">Vencimento </w:t>
       </w:r>
     </w:p>
     <w:p>
       <w:pPr>
         <w:numPr>
           <w:ilvl w:val="0"/>
-          <w:numId w:val="15"/>
+          <w:numId w:val="33"/>
         </w:numPr>
       </w:pPr>
       <w:r>
-        <w:t xml:space="preserve">MSAL (Microsoft </w:t>
-      </w:r>
-      <w:proofErr w:type="spellStart"/>
-      <w:r>
-        <w:t>Authentication</w:t>
-      </w:r>
-      <w:proofErr w:type="spellEnd"/>
-      <w:r>
-        <w:t xml:space="preserve"> Library) </w:t>
+        <w:t xml:space="preserve">Status </w:t>
+      </w:r>
+    </w:p>
+    <w:p>
+      <w:r>
+        <w:pict w14:anchorId="45D7EDC9">
+          <v:rect id="_x0000_i1645" style="width:0;height:1.5pt" o:hralign="center" o:hrstd="t" o:hr="t" fillcolor="#a0a0a0" stroked="f"/>
+        </w:pict>
+      </w:r>
+    </w:p>
+    <w:p>
+      <w:pPr>
+        <w:rPr>
+          <w:b/>
+          <w:bCs/>
+        </w:rPr>
+      </w:pPr>
+      <w:r>
+        <w:rPr>
+          <w:b/>
+          <w:bCs/>
+        </w:rPr>
+        <w:t>Lote mais antigo</w:t>
+      </w:r>
+    </w:p>
+    <w:p>
+      <w:r>
+        <w:t>Exibe:</w:t>
       </w:r>
     </w:p>
     <w:p>
       <w:pPr>
         <w:numPr>
           <w:ilvl w:val="0"/>
-          <w:numId w:val="15"/>
+          <w:numId w:val="34"/>
         </w:numPr>
       </w:pPr>
-      <w:proofErr w:type="spellStart"/>
-      <w:r>
-        <w:t>OpenPyXL</w:t>
-      </w:r>
-      <w:proofErr w:type="spellEnd"/>
-      <w:r>
-        <w:t xml:space="preserve"> </w:t>
-      </w:r>
-    </w:p>
-    <w:p>
-      <w:pPr>
-        <w:rPr>
-          <w:b/>
-          <w:bCs/>
-        </w:rPr>
-      </w:pPr>
-      <w:proofErr w:type="spellStart"/>
-      <w:r>
-        <w:rPr>
-          <w:b/>
-          <w:bCs/>
-        </w:rPr>
-        <w:t>Frontend</w:t>
-      </w:r>
-      <w:proofErr w:type="spellEnd"/>
+      <w:r>
+        <w:t xml:space="preserve">Produto </w:t>
+      </w:r>
     </w:p>
     <w:p>
       <w:pPr>
         <w:numPr>
           <w:ilvl w:val="0"/>
-          <w:numId w:val="16"/>
+          <w:numId w:val="34"/>
         </w:numPr>
       </w:pPr>
-      <w:proofErr w:type="spellStart"/>
-      <w:r>
-        <w:t>Streamlit</w:t>
-      </w:r>
-      <w:proofErr w:type="spellEnd"/>
-      <w:r>
-        <w:t xml:space="preserve"> </w:t>
+      <w:r>
+        <w:t xml:space="preserve">Data Entrada </w:t>
       </w:r>
     </w:p>
     <w:p>
       <w:pPr>
         <w:numPr>
           <w:ilvl w:val="0"/>
-          <w:numId w:val="16"/>
+          <w:numId w:val="34"/>
         </w:numPr>
       </w:pPr>
-      <w:proofErr w:type="spellStart"/>
-      <w:r>
-        <w:t>Plotly</w:t>
-      </w:r>
-      <w:proofErr w:type="spellEnd"/>
-      <w:r>
-        <w:t xml:space="preserve"> Express </w:t>
-      </w:r>
-    </w:p>
-    <w:p>
-      <w:pPr>
-        <w:rPr>
-          <w:b/>
-          <w:bCs/>
-        </w:rPr>
-      </w:pPr>
-      <w:r>
-        <w:rPr>
-          <w:b/>
-          <w:bCs/>
-        </w:rPr>
-        <w:t>Infraestrutura</w:t>
+      <w:r>
+        <w:t xml:space="preserve">Dias em estoque </w:t>
       </w:r>
     </w:p>
     <w:p>
       <w:pPr>
         <w:numPr>
           <w:ilvl w:val="0"/>
-          <w:numId w:val="17"/>
+          <w:numId w:val="34"/>
         </w:numPr>
       </w:pPr>
+      <w:r>
+        <w:t xml:space="preserve">Capital imobilizado </w:t>
+      </w:r>
+    </w:p>
+    <w:p>
+      <w:r>
+        <w:pict w14:anchorId="07CA1994">
+          <v:rect id="_x0000_i1646" style="width:0;height:1.5pt" o:hralign="center" o:hrstd="t" o:hr="t" fillcolor="#a0a0a0" stroked="f"/>
+        </w:pict>
+      </w:r>
+    </w:p>
+    <w:p>
+      <w:pPr>
+        <w:rPr>
+          <w:b/>
+          <w:bCs/>
+        </w:rPr>
+      </w:pPr>
+      <w:r>
+        <w:rPr>
+          <w:b/>
+          <w:bCs/>
+        </w:rPr>
+        <w:t>Detalhamento dos Lotes</w:t>
+      </w:r>
+    </w:p>
+    <w:p>
+      <w:r>
+        <w:t>Tabela executiva contendo:</w:t>
+      </w:r>
+    </w:p>
+    <w:p>
+      <w:r>
+        <w:t>Filial</w:t>
+      </w:r>
+      <w:r>
+        <w:br/>
+      </w:r>
+      <w:r>
+        <w:br/>
+        <w:t>Produto</w:t>
+      </w:r>
+      <w:r>
+        <w:br/>
+      </w:r>
+      <w:r>
+        <w:br/>
+        <w:t>Lote</w:t>
+      </w:r>
+      <w:r>
+        <w:br/>
+      </w:r>
+      <w:r>
+        <w:br/>
+        <w:t>Fornecedor</w:t>
+      </w:r>
+      <w:r>
+        <w:br/>
+      </w:r>
+      <w:r>
+        <w:br/>
+        <w:t>Data Entrada</w:t>
+      </w:r>
+      <w:r>
+        <w:br/>
+      </w:r>
+      <w:r>
+        <w:br/>
+        <w:t>Validade</w:t>
+      </w:r>
+      <w:r>
+        <w:br/>
+      </w:r>
+      <w:r>
+        <w:br/>
+        <w:t>Quantidade</w:t>
+      </w:r>
+      <w:r>
+        <w:br/>
+      </w:r>
+      <w:r>
+        <w:br/>
+        <w:t>Custo</w:t>
+      </w:r>
+      <w:r>
+        <w:br/>
+      </w:r>
+      <w:r>
+        <w:br/>
+        <w:t>Classificação Giro</w:t>
+      </w:r>
+      <w:r>
+        <w:br/>
+      </w:r>
+      <w:r>
+        <w:br/>
+        <w:t>Saúde</w:t>
+      </w:r>
+    </w:p>
+    <w:p>
+      <w:r>
+        <w:pict w14:anchorId="6F440945">
+          <v:rect id="_x0000_i1647" style="width:0;height:1.5pt" o:hralign="center" o:hrstd="t" o:hr="t" fillcolor="#a0a0a0" stroked="f"/>
+        </w:pict>
+      </w:r>
+    </w:p>
+    <w:p>
+      <w:pPr>
+        <w:rPr>
+          <w:b/>
+          <w:bCs/>
+        </w:rPr>
+      </w:pPr>
+      <w:r>
+        <w:rPr>
+          <w:b/>
+          <w:bCs/>
+        </w:rPr>
+        <w:t>Análise Macro</w:t>
+      </w:r>
+    </w:p>
+    <w:p>
+      <w:r>
+        <w:t>Gráfico:</w:t>
+      </w:r>
+    </w:p>
+    <w:p>
+      <w:pPr>
+        <w:rPr>
+          <w:b/>
+          <w:bCs/>
+        </w:rPr>
+      </w:pPr>
+      <w:r>
+        <w:rPr>
+          <w:b/>
+          <w:bCs/>
+        </w:rPr>
+        <w:t>Giro do Estoque</w:t>
+      </w:r>
+    </w:p>
+    <w:p>
+      <w:r>
+        <w:t>Categorias:</w:t>
+      </w:r>
+    </w:p>
+    <w:p>
+      <w:r>
+        <w:t>Baixo Giro</w:t>
+      </w:r>
+      <w:r>
+        <w:br/>
+      </w:r>
+      <w:r>
+        <w:br/>
+        <w:t>Regular</w:t>
+      </w:r>
+    </w:p>
+    <w:p>
+      <w:r>
+        <w:pict w14:anchorId="20249959">
+          <v:rect id="_x0000_i1648" style="width:0;height:1.5pt" o:hralign="center" o:hrstd="t" o:hr="t" fillcolor="#a0a0a0" stroked="f"/>
+        </w:pict>
+      </w:r>
+    </w:p>
+    <w:p>
+      <w:r>
+        <w:t>Gráfico:</w:t>
+      </w:r>
+    </w:p>
+    <w:p>
+      <w:pPr>
+        <w:rPr>
+          <w:b/>
+          <w:bCs/>
+        </w:rPr>
+      </w:pPr>
+      <w:r>
+        <w:rPr>
+          <w:b/>
+          <w:bCs/>
+        </w:rPr>
+        <w:t>Saúde dos Lotes</w:t>
+      </w:r>
+    </w:p>
+    <w:p>
+      <w:r>
+        <w:t>Categorias:</w:t>
+      </w:r>
+    </w:p>
+    <w:p>
+      <w:r>
+        <w:t>VALIDADE OK</w:t>
+      </w:r>
+      <w:r>
+        <w:br/>
+      </w:r>
+      <w:r>
+        <w:br/>
+        <w:t>À VENCER</w:t>
+      </w:r>
+      <w:r>
+        <w:br/>
+      </w:r>
+      <w:r>
+        <w:br/>
+        <w:t>VENCIDO</w:t>
+      </w:r>
+    </w:p>
+    <w:p>
+      <w:r>
+        <w:pict w14:anchorId="371BB9C8">
+          <v:rect id="_x0000_i1649" style="width:0;height:1.5pt" o:hralign="center" o:hrstd="t" o:hr="t" fillcolor="#a0a0a0" stroked="f"/>
+        </w:pict>
+      </w:r>
+    </w:p>
+    <w:p>
+      <w:pPr>
+        <w:rPr>
+          <w:b/>
+          <w:bCs/>
+        </w:rPr>
+      </w:pPr>
       <w:proofErr w:type="spellStart"/>
       <w:r>
+        <w:rPr>
+          <w:b/>
+          <w:bCs/>
+        </w:rPr>
+        <w:t>Drill</w:t>
+      </w:r>
+      <w:proofErr w:type="spellEnd"/>
+      <w:r>
+        <w:rPr>
+          <w:b/>
+          <w:bCs/>
+        </w:rPr>
+        <w:t xml:space="preserve"> Down Executivo</w:t>
+      </w:r>
+    </w:p>
+    <w:p>
+      <w:pPr>
+        <w:rPr>
+          <w:b/>
+          <w:bCs/>
+        </w:rPr>
+      </w:pPr>
+      <w:r>
+        <w:rPr>
+          <w:b/>
+          <w:bCs/>
+        </w:rPr>
+        <w:t>Estoque de Baixo Giro</w:t>
+      </w:r>
+    </w:p>
+    <w:p>
+      <w:r>
+        <w:t>KPIs:</w:t>
+      </w:r>
+    </w:p>
+    <w:p>
+      <w:r>
+        <w:t>Capital parado</w:t>
+      </w:r>
+    </w:p>
+    <w:p>
+      <w:r>
+        <w:t>Tempo médio</w:t>
+      </w:r>
+    </w:p>
+    <w:p>
+      <w:r>
+        <w:t>Produtos críticos</w:t>
+      </w:r>
+    </w:p>
+    <w:p>
+      <w:r>
+        <w:t>Volume total</w:t>
+      </w:r>
+    </w:p>
+    <w:p>
+      <w:r>
+        <w:pict w14:anchorId="3DB30E50">
+          <v:rect id="_x0000_i1650" style="width:0;height:1.5pt" o:hralign="center" o:hrstd="t" o:hr="t" fillcolor="#a0a0a0" stroked="f"/>
+        </w:pict>
+      </w:r>
+    </w:p>
+    <w:p>
+      <w:r>
+        <w:t>Tabela:</w:t>
+      </w:r>
+    </w:p>
+    <w:p>
+      <w:r>
+        <w:t>Top 5 produtos com maior capital imobilizado</w:t>
+      </w:r>
+    </w:p>
+    <w:p>
+      <w:r>
+        <w:pict w14:anchorId="1938F90B">
+          <v:rect id="_x0000_i1651" style="width:0;height:1.5pt" o:hralign="center" o:hrstd="t" o:hr="t" fillcolor="#a0a0a0" stroked="f"/>
+        </w:pict>
+      </w:r>
+    </w:p>
+    <w:p>
+      <w:pPr>
+        <w:rPr>
+          <w:b/>
+          <w:bCs/>
+        </w:rPr>
+      </w:pPr>
+      <w:r>
+        <w:rPr>
+          <w:b/>
+          <w:bCs/>
+        </w:rPr>
+        <w:t>Vencidos e À Vencer</w:t>
+      </w:r>
+    </w:p>
+    <w:p>
+      <w:r>
+        <w:t>KPIs:</w:t>
+      </w:r>
+    </w:p>
+    <w:p>
+      <w:r>
+        <w:t>Prejuízo Real</w:t>
+      </w:r>
+    </w:p>
+    <w:p>
+      <w:r>
+        <w:t>Risco Comercial</w:t>
+      </w:r>
+    </w:p>
+    <w:p>
+      <w:r>
+        <w:pict w14:anchorId="39B6D6A4">
+          <v:rect id="_x0000_i1652" style="width:0;height:1.5pt" o:hralign="center" o:hrstd="t" o:hr="t" fillcolor="#a0a0a0" stroked="f"/>
+        </w:pict>
+      </w:r>
+    </w:p>
+    <w:p>
+      <w:r>
+        <w:t>Tabela:</w:t>
+      </w:r>
+    </w:p>
+    <w:p>
+      <w:r>
+        <w:t>Lotes críticos</w:t>
+      </w:r>
+    </w:p>
+    <w:p>
+      <w:r>
+        <w:t>Dias restantes</w:t>
+      </w:r>
+    </w:p>
+    <w:p>
+      <w:r>
+        <w:t>Capital em risco</w:t>
+      </w:r>
+    </w:p>
+    <w:p>
+      <w:r>
+        <w:t>Status</w:t>
+      </w:r>
+    </w:p>
+    <w:p>
+      <w:r>
+        <w:pict w14:anchorId="36551B89">
+          <v:rect id="_x0000_i1653" style="width:0;height:1.5pt" o:hralign="center" o:hrstd="t" o:hr="t" fillcolor="#a0a0a0" stroked="f"/>
+        </w:pict>
+      </w:r>
+    </w:p>
+    <w:p>
+      <w:pPr>
+        <w:rPr>
+          <w:b/>
+          <w:bCs/>
+        </w:rPr>
+      </w:pPr>
+      <w:r>
+        <w:rPr>
+          <w:b/>
+          <w:bCs/>
+        </w:rPr>
+        <w:t>V2 — Estoque em Trânsito</w:t>
+      </w:r>
+    </w:p>
+    <w:p>
+      <w:r>
+        <w:t>Nova aba:</w:t>
+      </w:r>
+    </w:p>
+    <w:p>
+      <w:r>
+        <w:t xml:space="preserve"> ESTOQUE EM TRÂNSITO</w:t>
+      </w:r>
+    </w:p>
+    <w:p>
+      <w:r>
+        <w:pict w14:anchorId="7A0E14F5">
+          <v:rect id="_x0000_i1654" style="width:0;height:1.5pt" o:hralign="center" o:hrstd="t" o:hr="t" fillcolor="#a0a0a0" stroked="f"/>
+        </w:pict>
+      </w:r>
+    </w:p>
+    <w:p>
+      <w:r>
+        <w:t>Fonte:</w:t>
+      </w:r>
+    </w:p>
+    <w:p>
+      <w:r>
+        <w:t>PED. COMPRA</w:t>
+      </w:r>
+    </w:p>
+    <w:p>
+      <w:r>
+        <w:pict w14:anchorId="0946F212">
+          <v:rect id="_x0000_i1655" style="width:0;height:1.5pt" o:hralign="center" o:hrstd="t" o:hr="t" fillcolor="#a0a0a0" stroked="f"/>
+        </w:pict>
+      </w:r>
+    </w:p>
+    <w:p>
+      <w:r>
+        <w:t>Indicadores:</w:t>
+      </w:r>
+    </w:p>
+    <w:p>
+      <w:pPr>
+        <w:rPr>
+          <w:b/>
+          <w:bCs/>
+        </w:rPr>
+      </w:pPr>
+      <w:r>
+        <w:rPr>
+          <w:b/>
+          <w:bCs/>
+        </w:rPr>
+        <w:t>Total em trânsito</w:t>
+      </w:r>
+    </w:p>
+    <w:p>
+      <w:r>
+        <w:t>Somatória em kg</w:t>
+      </w:r>
+    </w:p>
+    <w:p>
+      <w:r>
+        <w:pict w14:anchorId="01C141C8">
+          <v:rect id="_x0000_i1656" style="width:0;height:1.5pt" o:hralign="center" o:hrstd="t" o:hr="t" fillcolor="#a0a0a0" stroked="f"/>
+        </w:pict>
+      </w:r>
+    </w:p>
+    <w:p>
+      <w:pPr>
+        <w:rPr>
+          <w:b/>
+          <w:bCs/>
+        </w:rPr>
+      </w:pPr>
+      <w:r>
+        <w:rPr>
+          <w:b/>
+          <w:bCs/>
+        </w:rPr>
+        <w:t>Registros em aberto</w:t>
+      </w:r>
+    </w:p>
+    <w:p>
+      <w:r>
+        <w:t>Quantidade total</w:t>
+      </w:r>
+    </w:p>
+    <w:p>
+      <w:r>
+        <w:pict w14:anchorId="6E0553B2">
+          <v:rect id="_x0000_i1657" style="width:0;height:1.5pt" o:hralign="center" o:hrstd="t" o:hr="t" fillcolor="#a0a0a0" stroked="f"/>
+        </w:pict>
+      </w:r>
+    </w:p>
+    <w:p>
+      <w:pPr>
+        <w:rPr>
+          <w:b/>
+          <w:bCs/>
+        </w:rPr>
+      </w:pPr>
+      <w:r>
+        <w:rPr>
+          <w:b/>
+          <w:bCs/>
+        </w:rPr>
+        <w:t>Fornecedores</w:t>
+      </w:r>
+    </w:p>
+    <w:p>
+      <w:proofErr w:type="spellStart"/>
+      <w:r>
+        <w:t>Distinct</w:t>
+      </w:r>
+      <w:proofErr w:type="spellEnd"/>
+      <w:r>
+        <w:t xml:space="preserve"> </w:t>
+      </w:r>
+      <w:proofErr w:type="spellStart"/>
+      <w:r>
+        <w:t>count</w:t>
+      </w:r>
+      <w:proofErr w:type="spellEnd"/>
+    </w:p>
+    <w:p>
+      <w:r>
+        <w:pict w14:anchorId="5D68BCCA">
+          <v:rect id="_x0000_i1658" style="width:0;height:1.5pt" o:hralign="center" o:hrstd="t" o:hr="t" fillcolor="#a0a0a0" stroked="f"/>
+        </w:pict>
+      </w:r>
+    </w:p>
+    <w:p>
+      <w:pPr>
+        <w:rPr>
+          <w:b/>
+          <w:bCs/>
+        </w:rPr>
+      </w:pPr>
+      <w:r>
+        <w:rPr>
+          <w:b/>
+          <w:bCs/>
+        </w:rPr>
+        <w:t>Próxima entrega</w:t>
+      </w:r>
+    </w:p>
+    <w:p>
+      <w:r>
+        <w:t>Menor data prevista</w:t>
+      </w:r>
+    </w:p>
+    <w:p>
+      <w:r>
+        <w:pict w14:anchorId="161F7C29">
+          <v:rect id="_x0000_i1659" style="width:0;height:1.5pt" o:hralign="center" o:hrstd="t" o:hr="t" fillcolor="#a0a0a0" stroked="f"/>
+        </w:pict>
+      </w:r>
+    </w:p>
+    <w:p>
+      <w:pPr>
+        <w:rPr>
+          <w:b/>
+          <w:bCs/>
+        </w:rPr>
+      </w:pPr>
+      <w:r>
+        <w:rPr>
+          <w:b/>
+          <w:bCs/>
+        </w:rPr>
+        <w:t>Resumo Executivo</w:t>
+      </w:r>
+    </w:p>
+    <w:p>
+      <w:r>
+        <w:t>Exemplo:</w:t>
+      </w:r>
+    </w:p>
+    <w:p>
+      <w:r>
+        <w:t>Existem 186 toneladas em trânsito.</w:t>
+      </w:r>
+    </w:p>
+    <w:p>
+      <w:r>
+        <w:t>Outubro possui o maior volume previsto.</w:t>
+      </w:r>
+    </w:p>
+    <w:p>
+      <w:r>
+        <w:t>BASF representa 31%.</w:t>
+      </w:r>
+    </w:p>
+    <w:p>
+      <w:r>
+        <w:t>Próxima entrega em 08/08/2026.</w:t>
+      </w:r>
+    </w:p>
+    <w:p>
+      <w:r>
+        <w:pict w14:anchorId="50EADE27">
+          <v:rect id="_x0000_i1660" style="width:0;height:1.5pt" o:hralign="center" o:hrstd="t" o:hr="t" fillcolor="#a0a0a0" stroked="f"/>
+        </w:pict>
+      </w:r>
+    </w:p>
+    <w:p>
+      <w:pPr>
+        <w:rPr>
+          <w:b/>
+          <w:bCs/>
+        </w:rPr>
+      </w:pPr>
+      <w:r>
+        <w:rPr>
+          <w:b/>
+          <w:bCs/>
+        </w:rPr>
+        <w:t>Gráfico Principal</w:t>
+      </w:r>
+    </w:p>
+    <w:p>
+      <w:pPr>
+        <w:rPr>
+          <w:b/>
+          <w:bCs/>
+        </w:rPr>
+      </w:pPr>
+      <w:r>
+        <w:rPr>
+          <w:b/>
+          <w:bCs/>
+        </w:rPr>
+        <w:t>Volume em trânsito por mês</w:t>
+      </w:r>
+    </w:p>
+    <w:p>
+      <w:r>
+        <w:t>Agrupamento:</w:t>
+      </w:r>
+    </w:p>
+    <w:p>
+      <w:r>
+        <w:t>Data entrega armazém</w:t>
+      </w:r>
+      <w:r>
+        <w:br/>
+      </w:r>
+      <w:r>
+        <w:br/>
+        <w:t>↓</w:t>
+      </w:r>
+      <w:r>
+        <w:br/>
+      </w:r>
+      <w:r>
+        <w:br/>
+        <w:t>Mês/Ano</w:t>
+      </w:r>
+      <w:r>
+        <w:br/>
+      </w:r>
+      <w:r>
+        <w:br/>
+        <w:t>↓</w:t>
+      </w:r>
+      <w:r>
+        <w:br/>
+      </w:r>
+      <w:r>
+        <w:br/>
+        <w:t>Somatório Quantidade</w:t>
+      </w:r>
+    </w:p>
+    <w:p>
+      <w:r>
+        <w:pict w14:anchorId="5D594CEB">
+          <v:rect id="_x0000_i1661" style="width:0;height:1.5pt" o:hralign="center" o:hrstd="t" o:hr="t" fillcolor="#a0a0a0" stroked="f"/>
+        </w:pict>
+      </w:r>
+    </w:p>
+    <w:p>
+      <w:r>
+        <w:t>Exemplo:</w:t>
+      </w:r>
+    </w:p>
+    <w:p>
+      <w:proofErr w:type="spellStart"/>
+      <w:r>
+        <w:t>Ago</w:t>
+      </w:r>
+      <w:proofErr w:type="spellEnd"/>
+      <w:r>
+        <w:t>/26</w:t>
+      </w:r>
+      <w:r>
+        <w:br/>
+      </w:r>
+      <w:r>
+        <w:br/>
+      </w:r>
+      <w:r>
+        <w:rPr>
+          <w:rFonts w:ascii="Arial" w:hAnsi="Arial" w:cs="Arial"/>
+        </w:rPr>
+        <w:t>█████████</w:t>
+      </w:r>
+      <w:r>
+        <w:br/>
+      </w:r>
+      <w:r>
+        <w:br/>
+        <w:t>Set/26</w:t>
+      </w:r>
+      <w:r>
+        <w:br/>
+      </w:r>
+      <w:r>
+        <w:br/>
+      </w:r>
+      <w:r>
+        <w:rPr>
+          <w:rFonts w:ascii="Arial" w:hAnsi="Arial" w:cs="Arial"/>
+        </w:rPr>
+        <w:t>██████████████</w:t>
+      </w:r>
+      <w:r>
+        <w:br/>
+      </w:r>
+      <w:r>
+        <w:br/>
+        <w:t>Out/26</w:t>
+      </w:r>
+      <w:r>
+        <w:br/>
+      </w:r>
+      <w:r>
+        <w:br/>
+      </w:r>
+      <w:r>
+        <w:rPr>
+          <w:rFonts w:ascii="Arial" w:hAnsi="Arial" w:cs="Arial"/>
+        </w:rPr>
+        <w:t>██████</w:t>
+      </w:r>
+    </w:p>
+    <w:p>
+      <w:r>
+        <w:pict w14:anchorId="45E8A98A">
+          <v:rect id="_x0000_i1662" style="width:0;height:1.5pt" o:hralign="center" o:hrstd="t" o:hr="t" fillcolor="#a0a0a0" stroked="f"/>
+        </w:pict>
+      </w:r>
+    </w:p>
+    <w:p>
+      <w:pPr>
+        <w:rPr>
+          <w:b/>
+          <w:bCs/>
+        </w:rPr>
+      </w:pPr>
+      <w:r>
+        <w:rPr>
+          <w:b/>
+          <w:bCs/>
+        </w:rPr>
+        <w:t>Fornecedores</w:t>
+      </w:r>
+    </w:p>
+    <w:p>
+      <w:r>
+        <w:t>Top 10 fornecedores</w:t>
+      </w:r>
+    </w:p>
+    <w:p>
+      <w:r>
+        <w:t>Volume em trânsito</w:t>
+      </w:r>
+    </w:p>
+    <w:p>
+      <w:r>
+        <w:pict w14:anchorId="09BCE8A1">
+          <v:rect id="_x0000_i1663" style="width:0;height:1.5pt" o:hralign="center" o:hrstd="t" o:hr="t" fillcolor="#a0a0a0" stroked="f"/>
+        </w:pict>
+      </w:r>
+    </w:p>
+    <w:p>
+      <w:pPr>
+        <w:rPr>
+          <w:b/>
+          <w:bCs/>
+        </w:rPr>
+      </w:pPr>
+      <w:r>
+        <w:rPr>
+          <w:b/>
+          <w:bCs/>
+        </w:rPr>
+        <w:t>Filiais</w:t>
+      </w:r>
+    </w:p>
+    <w:p>
+      <w:r>
+        <w:t>Distribuição percentual</w:t>
+      </w:r>
+    </w:p>
+    <w:p>
+      <w:r>
+        <w:t>Pie Chart</w:t>
+      </w:r>
+    </w:p>
+    <w:p>
+      <w:r>
+        <w:pict w14:anchorId="2F3525A2">
+          <v:rect id="_x0000_i1664" style="width:0;height:1.5pt" o:hralign="center" o:hrstd="t" o:hr="t" fillcolor="#a0a0a0" stroked="f"/>
+        </w:pict>
+      </w:r>
+    </w:p>
+    <w:p>
+      <w:pPr>
+        <w:rPr>
+          <w:b/>
+          <w:bCs/>
+        </w:rPr>
+      </w:pPr>
+      <w:r>
+        <w:rPr>
+          <w:b/>
+          <w:bCs/>
+        </w:rPr>
+        <w:t>Tabela Operacional</w:t>
+      </w:r>
+    </w:p>
+    <w:p>
+      <w:r>
+        <w:t>Campos:</w:t>
+      </w:r>
+    </w:p>
+    <w:p>
+      <w:r>
+        <w:t>Entrega</w:t>
+      </w:r>
+      <w:r>
+        <w:br/>
+      </w:r>
+      <w:r>
+        <w:br/>
+        <w:t>Produto</w:t>
+      </w:r>
+      <w:r>
+        <w:br/>
+      </w:r>
+      <w:r>
+        <w:br/>
+        <w:t>Fornecedor</w:t>
+      </w:r>
+      <w:r>
+        <w:br/>
+      </w:r>
+      <w:r>
+        <w:br/>
+        <w:t>Filial</w:t>
+      </w:r>
+      <w:r>
+        <w:br/>
+      </w:r>
+      <w:r>
+        <w:br/>
+        <w:t>Quantidade</w:t>
+      </w:r>
+      <w:r>
+        <w:br/>
+      </w:r>
+      <w:r>
+        <w:br/>
+        <w:t>Dias até entrega</w:t>
+      </w:r>
+    </w:p>
+    <w:p>
+      <w:r>
+        <w:pict w14:anchorId="24F173B9">
+          <v:rect id="_x0000_i1665" style="width:0;height:1.5pt" o:hralign="center" o:hrstd="t" o:hr="t" fillcolor="#a0a0a0" stroked="f"/>
+        </w:pict>
+      </w:r>
+    </w:p>
+    <w:p>
+      <w:pPr>
+        <w:rPr>
+          <w:b/>
+          <w:bCs/>
+        </w:rPr>
+      </w:pPr>
+      <w:r>
+        <w:rPr>
+          <w:b/>
+          <w:bCs/>
+        </w:rPr>
+        <w:t>V3 — Containers</w:t>
+      </w:r>
+    </w:p>
+    <w:p>
+      <w:r>
+        <w:t>Nova aba:</w:t>
+      </w:r>
+    </w:p>
+    <w:p>
+      <w:r>
+        <w:t xml:space="preserve"> CONTAINERS</w:t>
+      </w:r>
+    </w:p>
+    <w:p>
+      <w:r>
+        <w:t>Objetivo:</w:t>
+      </w:r>
+    </w:p>
+    <w:p>
+      <w:r>
+        <w:t>Centralizar visão logística das importações.</w:t>
+      </w:r>
+    </w:p>
+    <w:p>
+      <w:r>
+        <w:pict w14:anchorId="5DF138B4">
+          <v:rect id="_x0000_i1666" style="width:0;height:1.5pt" o:hralign="center" o:hrstd="t" o:hr="t" fillcolor="#a0a0a0" stroked="f"/>
+        </w:pict>
+      </w:r>
+    </w:p>
+    <w:p>
+      <w:r>
+        <w:t>KPIs</w:t>
+      </w:r>
+    </w:p>
+    <w:p>
+      <w:r>
+        <w:t>Containers em aberto</w:t>
+      </w:r>
+    </w:p>
+    <w:p>
+      <w:r>
+        <w:t>Próximas chegadas</w:t>
+      </w:r>
+    </w:p>
+    <w:p>
+      <w:r>
+        <w:t>Fornecedores</w:t>
+      </w:r>
+    </w:p>
+    <w:p>
+      <w:r>
+        <w:t>Volume importado</w:t>
+      </w:r>
+    </w:p>
+    <w:p>
+      <w:r>
+        <w:pict w14:anchorId="0A192996">
+          <v:rect id="_x0000_i1667" style="width:0;height:1.5pt" o:hralign="center" o:hrstd="t" o:hr="t" fillcolor="#a0a0a0" stroked="f"/>
+        </w:pict>
+      </w:r>
+    </w:p>
+    <w:p>
+      <w:proofErr w:type="spellStart"/>
+      <w:r>
+        <w:t>Timeline</w:t>
+      </w:r>
+      <w:proofErr w:type="spellEnd"/>
+    </w:p>
+    <w:p>
+      <w:r>
+        <w:t>Calendário de recebimentos</w:t>
+      </w:r>
+    </w:p>
+    <w:p>
+      <w:r>
+        <w:pict w14:anchorId="025D0AF4">
+          <v:rect id="_x0000_i1668" style="width:0;height:1.5pt" o:hralign="center" o:hrstd="t" o:hr="t" fillcolor="#a0a0a0" stroked="f"/>
+        </w:pict>
+      </w:r>
+    </w:p>
+    <w:p>
+      <w:r>
+        <w:t>Gráfico mensal</w:t>
+      </w:r>
+    </w:p>
+    <w:p>
+      <w:r>
+        <w:t>Containers previstos</w:t>
+      </w:r>
+    </w:p>
+    <w:p>
+      <w:r>
+        <w:pict w14:anchorId="4679F39A">
+          <v:rect id="_x0000_i1669" style="width:0;height:1.5pt" o:hralign="center" o:hrstd="t" o:hr="t" fillcolor="#a0a0a0" stroked="f"/>
+        </w:pict>
+      </w:r>
+    </w:p>
+    <w:p>
+      <w:r>
+        <w:t>Status operacional</w:t>
+      </w:r>
+    </w:p>
+    <w:p>
+      <w:r>
+        <w:rPr>
+          <w:rFonts w:ascii="Segoe UI Emoji" w:hAnsi="Segoe UI Emoji" w:cs="Segoe UI Emoji"/>
+        </w:rPr>
+        <w:t>🟢</w:t>
+      </w:r>
+      <w:r>
+        <w:t xml:space="preserve"> Até 15 dias</w:t>
+      </w:r>
+      <w:r>
+        <w:br/>
+      </w:r>
+      <w:r>
+        <w:br/>
+      </w:r>
+      <w:r>
+        <w:rPr>
+          <w:rFonts w:ascii="Segoe UI Emoji" w:hAnsi="Segoe UI Emoji" w:cs="Segoe UI Emoji"/>
+        </w:rPr>
+        <w:t>🟡</w:t>
+      </w:r>
+      <w:r>
+        <w:t xml:space="preserve"> 16–45 dias</w:t>
+      </w:r>
+      <w:r>
+        <w:br/>
+      </w:r>
+      <w:r>
+        <w:br/>
+      </w:r>
+      <w:r>
+        <w:rPr>
+          <w:rFonts w:ascii="Segoe UI Emoji" w:hAnsi="Segoe UI Emoji" w:cs="Segoe UI Emoji"/>
+        </w:rPr>
+        <w:t>🔴</w:t>
+      </w:r>
+      <w:r>
+        <w:t xml:space="preserve"> Acima de 45 dias</w:t>
+      </w:r>
+    </w:p>
+    <w:p>
+      <w:r>
+        <w:pict w14:anchorId="4F83474B">
+          <v:rect id="_x0000_i1670" style="width:0;height:1.5pt" o:hralign="center" o:hrstd="t" o:hr="t" fillcolor="#a0a0a0" stroked="f"/>
+        </w:pict>
+      </w:r>
+    </w:p>
+    <w:p>
+      <w:pPr>
+        <w:rPr>
+          <w:b/>
+          <w:bCs/>
+        </w:rPr>
+      </w:pPr>
+      <w:r>
+        <w:rPr>
+          <w:b/>
+          <w:bCs/>
+        </w:rPr>
+        <w:t>6. Experiência Visual</w:t>
+      </w:r>
+    </w:p>
+    <w:p>
+      <w:r>
+        <w:t>Interface desenvolvida com identidade executiva.</w:t>
+      </w:r>
+    </w:p>
+    <w:p>
+      <w:r>
+        <w:t>Padrão:</w:t>
+      </w:r>
+    </w:p>
+    <w:p>
+      <w:r>
+        <w:t>Roxo institucional</w:t>
+      </w:r>
+      <w:r>
+        <w:br/>
+      </w:r>
+      <w:r>
+        <w:br/>
+        <w:t>Branco</w:t>
+      </w:r>
+      <w:r>
+        <w:br/>
+      </w:r>
+      <w:r>
+        <w:br/>
+        <w:t>Amarelo destaque</w:t>
+      </w:r>
+      <w:r>
+        <w:br/>
+      </w:r>
+      <w:r>
+        <w:br/>
+      </w:r>
+      <w:proofErr w:type="gramStart"/>
+      <w:r>
+        <w:t>Azul indicadores</w:t>
+      </w:r>
+      <w:proofErr w:type="gramEnd"/>
+    </w:p>
+    <w:p>
+      <w:r>
+        <w:pict w14:anchorId="7A52EBBF">
+          <v:rect id="_x0000_i1671" style="width:0;height:1.5pt" o:hralign="center" o:hrstd="t" o:hr="t" fillcolor="#a0a0a0" stroked="f"/>
+        </w:pict>
+      </w:r>
+    </w:p>
+    <w:p>
+      <w:r>
+        <w:t>Cards executivos</w:t>
+      </w:r>
+    </w:p>
+    <w:p>
+      <w:r>
+        <w:t>Alertas inteligentes</w:t>
+      </w:r>
+    </w:p>
+    <w:p>
+      <w:r>
+        <w:t xml:space="preserve">Gráficos </w:t>
+      </w:r>
+      <w:proofErr w:type="spellStart"/>
+      <w:r>
+        <w:t>Plotly</w:t>
+      </w:r>
+      <w:proofErr w:type="spellEnd"/>
+    </w:p>
+    <w:p>
+      <w:r>
+        <w:t xml:space="preserve">Layout </w:t>
+      </w:r>
+      <w:proofErr w:type="spellStart"/>
+      <w:r>
+        <w:t>widescreen</w:t>
+      </w:r>
+      <w:proofErr w:type="spellEnd"/>
+    </w:p>
+    <w:p>
+      <w:r>
+        <w:t>Design responsivo</w:t>
+      </w:r>
+    </w:p>
+    <w:p>
+      <w:r>
+        <w:pict w14:anchorId="5A2B06FB">
+          <v:rect id="_x0000_i1672" style="width:0;height:1.5pt" o:hralign="center" o:hrstd="t" o:hr="t" fillcolor="#a0a0a0" stroked="f"/>
+        </w:pict>
+      </w:r>
+    </w:p>
+    <w:p>
+      <w:pPr>
+        <w:rPr>
+          <w:b/>
+          <w:bCs/>
+        </w:rPr>
+      </w:pPr>
+      <w:r>
+        <w:rPr>
+          <w:b/>
+          <w:bCs/>
+        </w:rPr>
+        <w:t>7. Segurança</w:t>
+      </w:r>
+    </w:p>
+    <w:p>
+      <w:r>
+        <w:t>Autenticação:</w:t>
+      </w:r>
+    </w:p>
+    <w:p>
+      <w:r>
+        <w:t>Azure AD</w:t>
+      </w:r>
+    </w:p>
+    <w:p>
+      <w:r>
+        <w:t>MSAL</w:t>
+      </w:r>
+    </w:p>
+    <w:p>
+      <w:proofErr w:type="spellStart"/>
+      <w:r>
+        <w:t>Graph</w:t>
+      </w:r>
+      <w:proofErr w:type="spellEnd"/>
+      <w:r>
+        <w:t xml:space="preserve"> API</w:t>
+      </w:r>
+    </w:p>
+    <w:p>
+      <w:r>
+        <w:pict w14:anchorId="3FB7AA1E">
+          <v:rect id="_x0000_i1673" style="width:0;height:1.5pt" o:hralign="center" o:hrstd="t" o:hr="t" fillcolor="#a0a0a0" stroked="f"/>
+        </w:pict>
+      </w:r>
+    </w:p>
+    <w:p>
+      <w:r>
+        <w:t>Credenciais protegidas via:</w:t>
+      </w:r>
+    </w:p>
+    <w:p>
+      <w:proofErr w:type="spellStart"/>
+      <w:r>
         <w:t>Streamlit</w:t>
       </w:r>
       <w:proofErr w:type="spellEnd"/>
       <w:r>
-        <w:t xml:space="preserve"> Community Cloud </w:t>
-      </w:r>
-    </w:p>
-    <w:p>
-      <w:pPr>
-        <w:numPr>
-          <w:ilvl w:val="0"/>
-          <w:numId w:val="17"/>
-        </w:numPr>
-      </w:pPr>
-      <w:r>
-        <w:t xml:space="preserve">Microsoft Azure (Entra ID) </w:t>
-      </w:r>
-    </w:p>
-    <w:p>
-      <w:pPr>
-        <w:numPr>
-          <w:ilvl w:val="0"/>
-          <w:numId w:val="17"/>
-        </w:numPr>
-      </w:pPr>
-      <w:r>
-        <w:t xml:space="preserve">Microsoft </w:t>
-      </w:r>
+        <w:t xml:space="preserve"> Secrets</w:t>
+      </w:r>
+    </w:p>
+    <w:p>
+      <w:r>
+        <w:pict w14:anchorId="04062010">
+          <v:rect id="_x0000_i1674" style="width:0;height:1.5pt" o:hralign="center" o:hrstd="t" o:hr="t" fillcolor="#a0a0a0" stroked="f"/>
+        </w:pict>
+      </w:r>
+    </w:p>
+    <w:p>
+      <w:r>
+        <w:t>Sem armazenamento local</w:t>
+      </w:r>
+    </w:p>
+    <w:p>
+      <w:r>
+        <w:t>Sem exposição de credenciais</w:t>
+      </w:r>
+    </w:p>
+    <w:p>
+      <w:r>
+        <w:t>Sem arquivos físicos publicados</w:t>
+      </w:r>
+    </w:p>
+    <w:p>
+      <w:r>
+        <w:pict w14:anchorId="7A08AD26">
+          <v:rect id="_x0000_i1675" style="width:0;height:1.5pt" o:hralign="center" o:hrstd="t" o:hr="t" fillcolor="#a0a0a0" stroked="f"/>
+        </w:pict>
+      </w:r>
+    </w:p>
+    <w:p>
+      <w:pPr>
+        <w:rPr>
+          <w:b/>
+          <w:bCs/>
+        </w:rPr>
+      </w:pPr>
+      <w:r>
+        <w:rPr>
+          <w:b/>
+          <w:bCs/>
+        </w:rPr>
+        <w:t>8. Infraestrutura</w:t>
+      </w:r>
+    </w:p>
+    <w:p>
+      <w:r>
+        <w:t>Versionamento:</w:t>
+      </w:r>
+    </w:p>
+    <w:p>
+      <w:r>
+        <w:t>GitHub</w:t>
+      </w:r>
+    </w:p>
+    <w:p>
       <w:proofErr w:type="spellStart"/>
       <w:r>
-        <w:t>Graph</w:t>
+        <w:t>kemparts_estoque</w:t>
       </w:r>
       <w:proofErr w:type="spellEnd"/>
-      <w:r>
-        <w:t xml:space="preserve"> API </w:t>
-      </w:r>
-    </w:p>
-    <w:p>
-      <w:pPr>
-        <w:numPr>
-          <w:ilvl w:val="0"/>
-          <w:numId w:val="17"/>
-        </w:numPr>
-      </w:pPr>
-      <w:r>
-        <w:t xml:space="preserve">SharePoint Online </w:t>
-      </w:r>
-    </w:p>
-    <w:p>
-      <w:r>
-        <w:pict w14:anchorId="17A6A3CC">
-          <v:rect id="_x0000_i1274" style="width:0;height:1.5pt" o:hralign="center" o:hrstd="t" o:hr="t" fillcolor="#a0a0a0" stroked="f"/>
+    </w:p>
+    <w:p>
+      <w:r>
+        <w:pict w14:anchorId="39E77282">
+          <v:rect id="_x0000_i1676" style="width:0;height:1.5pt" o:hralign="center" o:hrstd="t" o:hr="t" fillcolor="#a0a0a0" stroked="f"/>
         </w:pict>
       </w:r>
     </w:p>
     <w:p>
-      <w:pPr>
-        <w:rPr>
-          <w:b/>
-          <w:bCs/>
-        </w:rPr>
-      </w:pPr>
-      <w:r>
-        <w:rPr>
-          <w:b/>
-          <w:bCs/>
-        </w:rPr>
-        <w:t>5. Estrutura do Projeto</w:t>
-      </w:r>
-    </w:p>
-    <w:p>
       <w:proofErr w:type="spellStart"/>
       <w:r>
-        <w:t>kemparts_estoque</w:t>
+        <w:t>Deploy</w:t>
       </w:r>
       <w:proofErr w:type="spellEnd"/>
       <w:r>
-        <w:t>/</w:t>
-      </w:r>
-      <w:r>
-        <w:br/>
-        <w:t>│</w:t>
-      </w:r>
-      <w:r>
-        <w:br/>
-      </w:r>
-      <w:r>
-        <w:rPr>
-          <w:rFonts w:ascii="MS Gothic" w:eastAsia="MS Gothic" w:hAnsi="MS Gothic" w:cs="MS Gothic" w:hint="eastAsia"/>
-        </w:rPr>
-        <w:t>├</w:t>
-      </w:r>
-      <w:r>
-        <w:rPr>
-          <w:rFonts w:ascii="Aptos" w:hAnsi="Aptos" w:cs="Aptos"/>
-        </w:rPr>
-        <w:t>──</w:t>
-      </w:r>
-      <w:r>
-        <w:t xml:space="preserve"> estoque.py              # Arquivo principal do painel</w:t>
-      </w:r>
-      <w:r>
-        <w:br/>
-      </w:r>
-      <w:r>
-        <w:rPr>
-          <w:rFonts w:ascii="MS Gothic" w:eastAsia="MS Gothic" w:hAnsi="MS Gothic" w:cs="MS Gothic" w:hint="eastAsia"/>
-        </w:rPr>
-        <w:t>├</w:t>
-      </w:r>
-      <w:r>
-        <w:rPr>
-          <w:rFonts w:ascii="Aptos" w:hAnsi="Aptos" w:cs="Aptos"/>
-        </w:rPr>
-        <w:t>──</w:t>
-      </w:r>
-      <w:r>
-        <w:t xml:space="preserve"> requirements.txt       # Depend</w:t>
-      </w:r>
-      <w:r>
-        <w:rPr>
-          <w:rFonts w:ascii="Aptos" w:hAnsi="Aptos" w:cs="Aptos"/>
-        </w:rPr>
-        <w:t>ê</w:t>
-      </w:r>
-      <w:r>
-        <w:t>ncias</w:t>
-      </w:r>
-      <w:r>
-        <w:br/>
-      </w:r>
-      <w:r>
-        <w:rPr>
-          <w:rFonts w:ascii="MS Gothic" w:eastAsia="MS Gothic" w:hAnsi="MS Gothic" w:cs="MS Gothic" w:hint="eastAsia"/>
-        </w:rPr>
-        <w:t>├</w:t>
-      </w:r>
-      <w:r>
-        <w:rPr>
-          <w:rFonts w:ascii="Aptos" w:hAnsi="Aptos" w:cs="Aptos"/>
-        </w:rPr>
-        <w:t>──</w:t>
-      </w:r>
+        <w:t>:</w:t>
+      </w:r>
+    </w:p>
+    <w:p>
+      <w:proofErr w:type="spellStart"/>
+      <w:r>
+        <w:t>Streamlit</w:t>
+      </w:r>
+      <w:proofErr w:type="spellEnd"/>
+      <w:r>
+        <w:t xml:space="preserve"> Community Cloud</w:t>
+      </w:r>
+    </w:p>
+    <w:p>
+      <w:r>
+        <w:pict w14:anchorId="7F20A7AF">
+          <v:rect id="_x0000_i1677" style="width:0;height:1.5pt" o:hralign="center" o:hrstd="t" o:hr="t" fillcolor="#a0a0a0" stroked="f"/>
+        </w:pict>
+      </w:r>
+    </w:p>
+    <w:p>
+      <w:r>
+        <w:t>Atualização:</w:t>
+      </w:r>
+    </w:p>
+    <w:p>
+      <w:proofErr w:type="spellStart"/>
+      <w:r>
+        <w:t>git</w:t>
+      </w:r>
+      <w:proofErr w:type="spellEnd"/>
       <w:r>
         <w:t xml:space="preserve"> </w:t>
       </w:r>
       <w:proofErr w:type="spellStart"/>
-      <w:r>
-        <w:t>utils</w:t>
+      <w:proofErr w:type="gramStart"/>
+      <w:r>
+        <w:t>add</w:t>
       </w:r>
       <w:proofErr w:type="spellEnd"/>
       <w:r>
-        <w:t>/                 # Fun</w:t>
-      </w:r>
-      <w:r>
-        <w:rPr>
-          <w:rFonts w:ascii="Aptos" w:hAnsi="Aptos" w:cs="Aptos"/>
-        </w:rPr>
-        <w:t>çõ</w:t>
-      </w:r>
-      <w:r>
-        <w:t>es auxiliares (se houver)</w:t>
-      </w:r>
-      <w:r>
-        <w:br/>
-      </w:r>
-      <w:r>
-        <w:rPr>
-          <w:rFonts w:ascii="MS Gothic" w:eastAsia="MS Gothic" w:hAnsi="MS Gothic" w:cs="MS Gothic" w:hint="eastAsia"/>
-        </w:rPr>
-        <w:t>├</w:t>
-      </w:r>
-      <w:r>
-        <w:rPr>
-          <w:rFonts w:ascii="Aptos" w:hAnsi="Aptos" w:cs="Aptos"/>
-        </w:rPr>
-        <w:t>──</w:t>
-      </w:r>
+        <w:t xml:space="preserve"> .</w:t>
+      </w:r>
+      <w:proofErr w:type="gramEnd"/>
+      <w:r>
+        <w:br/>
+      </w:r>
+      <w:r>
+        <w:br/>
+      </w:r>
+      <w:proofErr w:type="spellStart"/>
+      <w:r>
+        <w:t>git</w:t>
+      </w:r>
+      <w:proofErr w:type="spellEnd"/>
       <w:r>
         <w:t xml:space="preserve"> </w:t>
       </w:r>
       <w:proofErr w:type="spellStart"/>
       <w:r>
-        <w:t>pages</w:t>
+        <w:t>commit</w:t>
       </w:r>
       <w:proofErr w:type="spellEnd"/>
       <w:r>
-        <w:t>/                # P</w:t>
-      </w:r>
-      <w:r>
-        <w:rPr>
-          <w:rFonts w:ascii="Aptos" w:hAnsi="Aptos" w:cs="Aptos"/>
-        </w:rPr>
-        <w:t>á</w:t>
-      </w:r>
-      <w:r>
-        <w:t xml:space="preserve">ginas do </w:t>
+        <w:t xml:space="preserve"> -m "Atualização"</w:t>
+      </w:r>
+      <w:r>
+        <w:br/>
+      </w:r>
+      <w:r>
+        <w:br/>
       </w:r>
       <w:proofErr w:type="spellStart"/>
       <w:r>
-        <w:t>Streamlit</w:t>
+        <w:t>git</w:t>
       </w:r>
       <w:proofErr w:type="spellEnd"/>
       <w:r>
-        <w:t xml:space="preserve"> (</w:t>
+        <w:t xml:space="preserve"> </w:t>
       </w:r>
       <w:proofErr w:type="spellStart"/>
       <w:r>
-        <w:t>multi-page</w:t>
+        <w:t>push</w:t>
       </w:r>
       <w:proofErr w:type="spellEnd"/>
-      <w:r>
-        <w:t>)</w:t>
-      </w:r>
-      <w:r>
-        <w:br/>
-      </w:r>
-      <w:r>
-        <w:rPr>
-          <w:rFonts w:ascii="Aptos" w:hAnsi="Aptos" w:cs="Aptos"/>
-        </w:rPr>
-        <w:t>└──</w:t>
-      </w:r>
-      <w:r>
+    </w:p>
+    <w:p>
+      <w:proofErr w:type="spellStart"/>
+      <w:r>
+        <w:t>Deploy</w:t>
+      </w:r>
+      <w:proofErr w:type="spellEnd"/>
+      <w:r>
+        <w:t xml:space="preserve"> automático.</w:t>
+      </w:r>
+    </w:p>
+    <w:p>
+      <w:r>
+        <w:pict w14:anchorId="22CDE933">
+          <v:rect id="_x0000_i1678" style="width:0;height:1.5pt" o:hralign="center" o:hrstd="t" o:hr="t" fillcolor="#a0a0a0" stroked="f"/>
+        </w:pict>
+      </w:r>
+    </w:p>
+    <w:p>
+      <w:pPr>
+        <w:rPr>
+          <w:b/>
+          <w:bCs/>
+        </w:rPr>
+      </w:pPr>
+      <w:r>
+        <w:rPr>
+          <w:b/>
+          <w:bCs/>
+        </w:rPr>
+        <w:t xml:space="preserve">9. </w:t>
+      </w:r>
+      <w:proofErr w:type="spellStart"/>
+      <w:r>
+        <w:rPr>
+          <w:b/>
+          <w:bCs/>
+        </w:rPr>
+        <w:t>Roadmap</w:t>
+      </w:r>
+      <w:proofErr w:type="spellEnd"/>
+    </w:p>
+    <w:p>
+      <w:pPr>
+        <w:rPr>
+          <w:b/>
+          <w:bCs/>
+        </w:rPr>
+      </w:pPr>
+      <w:r>
+        <w:rPr>
+          <w:b/>
+          <w:bCs/>
+        </w:rPr>
+        <w:t xml:space="preserve">V4 — COMEX </w:t>
+      </w:r>
+      <w:proofErr w:type="spellStart"/>
+      <w:r>
+        <w:rPr>
+          <w:b/>
+          <w:bCs/>
+        </w:rPr>
+        <w:t>Intelligence</w:t>
+      </w:r>
+      <w:proofErr w:type="spellEnd"/>
+    </w:p>
+    <w:p>
+      <w:r>
+        <w:t>Lead Time Médio</w:t>
+      </w:r>
+    </w:p>
+    <w:p>
+      <w:r>
+        <w:t>País de Origem</w:t>
+      </w:r>
+    </w:p>
+    <w:p>
+      <w:r>
+        <w:t>Porto</w:t>
+      </w:r>
+    </w:p>
+    <w:p>
+      <w:r>
+        <w:t>ETA</w:t>
+      </w:r>
+    </w:p>
+    <w:p>
+      <w:r>
+        <w:t>BL</w:t>
+      </w:r>
+    </w:p>
+    <w:p>
+      <w:proofErr w:type="spellStart"/>
+      <w:r>
+        <w:t>Invoice</w:t>
+      </w:r>
+      <w:proofErr w:type="spellEnd"/>
+    </w:p>
+    <w:p>
+      <w:r>
+        <w:t>Embarques</w:t>
+      </w:r>
+    </w:p>
+    <w:p>
+      <w:r>
+        <w:t>Dependência por fornecedor</w:t>
+      </w:r>
+    </w:p>
+    <w:p>
+      <w:r>
+        <w:t>Calendário COMEX</w:t>
+      </w:r>
+    </w:p>
+    <w:p>
+      <w:r>
+        <w:pict w14:anchorId="5078107C">
+          <v:rect id="_x0000_i1679" style="width:0;height:1.5pt" o:hralign="center" o:hrstd="t" o:hr="t" fillcolor="#a0a0a0" stroked="f"/>
+        </w:pict>
+      </w:r>
+    </w:p>
+    <w:p>
+      <w:pPr>
+        <w:rPr>
+          <w:b/>
+          <w:bCs/>
+        </w:rPr>
+      </w:pPr>
+      <w:r>
+        <w:rPr>
+          <w:b/>
+          <w:bCs/>
+        </w:rPr>
+        <w:t>V5 — Torre de Controle</w:t>
+      </w:r>
+    </w:p>
+    <w:p>
+      <w:r>
+        <w:t>Monitoramento operacional</w:t>
+      </w:r>
+    </w:p>
+    <w:p>
+      <w:r>
+        <w:t>Semáforos</w:t>
+      </w:r>
+    </w:p>
+    <w:p>
+      <w:r>
+        <w:t>SLA</w:t>
+      </w:r>
+    </w:p>
+    <w:p>
+      <w:r>
+        <w:t>Atrasos</w:t>
+      </w:r>
+    </w:p>
+    <w:p>
+      <w:r>
+        <w:t>Previsões</w:t>
+      </w:r>
+    </w:p>
+    <w:p>
+      <w:r>
+        <w:t>Alertas</w:t>
+      </w:r>
+    </w:p>
+    <w:p>
+      <w:r>
+        <w:pict w14:anchorId="291D3F6A">
+          <v:rect id="_x0000_i1680" style="width:0;height:1.5pt" o:hralign="center" o:hrstd="t" o:hr="t" fillcolor="#a0a0a0" stroked="f"/>
+        </w:pict>
+      </w:r>
+    </w:p>
+    <w:p>
+      <w:pPr>
+        <w:rPr>
+          <w:b/>
+          <w:bCs/>
+        </w:rPr>
+      </w:pPr>
+      <w:r>
+        <w:rPr>
+          <w:b/>
+          <w:bCs/>
+        </w:rPr>
+        <w:t>V6 — Diretoria</w:t>
+      </w:r>
+    </w:p>
+    <w:p>
+      <w:r>
+        <w:t>Cockpit Executivo</w:t>
+      </w:r>
+    </w:p>
+    <w:p>
+      <w:r>
+        <w:t>Resumo automatizado</w:t>
+      </w:r>
+    </w:p>
+    <w:p>
+      <w:r>
+        <w:t>Indicadores consolidados</w:t>
+      </w:r>
+    </w:p>
+    <w:p>
+      <w:r>
+        <w:t xml:space="preserve">Supply Chain </w:t>
+      </w:r>
+      <w:proofErr w:type="spellStart"/>
+      <w:r>
+        <w:t>Analytics</w:t>
+      </w:r>
+      <w:proofErr w:type="spellEnd"/>
+    </w:p>
+    <w:p>
+      <w:r>
+        <w:pict w14:anchorId="62167B3B">
+          <v:rect id="_x0000_i1681" style="width:0;height:1.5pt" o:hralign="center" o:hrstd="t" o:hr="t" fillcolor="#a0a0a0" stroked="f"/>
+        </w:pict>
+      </w:r>
+    </w:p>
+    <w:p>
+      <w:pPr>
+        <w:rPr>
+          <w:b/>
+          <w:bCs/>
+        </w:rPr>
+      </w:pPr>
+      <w:r>
+        <w:rPr>
+          <w:b/>
+          <w:bCs/>
+        </w:rPr>
+        <w:t>V7 — IA Executiva</w:t>
+      </w:r>
+    </w:p>
+    <w:p>
+      <w:r>
+        <w:t>Geração automática de análises.</w:t>
+      </w:r>
+    </w:p>
+    <w:p>
+      <w:r>
+        <w:t>Exemplo:</w:t>
+      </w:r>
+    </w:p>
+    <w:p>
+      <w:r>
+        <w:t>O estoque atual possui R$ 18,4 milhões.</w:t>
+      </w:r>
+    </w:p>
+    <w:p>
+      <w:r>
+        <w:t>Existem 214 toneladas em trânsito.</w:t>
+      </w:r>
+    </w:p>
+    <w:p>
+      <w:r>
+        <w:t>Outubro concentra 38% dos recebimentos.</w:t>
+      </w:r>
+    </w:p>
+    <w:p>
+      <w:r>
+        <w:t>BASF representa 27% das importações.</w:t>
+      </w:r>
+    </w:p>
+    <w:p>
+      <w:r>
+        <w:t>Não foram identificados riscos de validade.</w:t>
+      </w:r>
+    </w:p>
+    <w:p>
+      <w:r>
+        <w:pict w14:anchorId="13826958">
+          <v:rect id="_x0000_i1682" style="width:0;height:1.5pt" o:hralign="center" o:hrstd="t" o:hr="t" fillcolor="#a0a0a0" stroked="f"/>
+        </w:pict>
+      </w:r>
+    </w:p>
+    <w:p>
+      <w:pPr>
+        <w:rPr>
+          <w:b/>
+          <w:bCs/>
+        </w:rPr>
+      </w:pPr>
+      <w:r>
+        <w:rPr>
+          <w:b/>
+          <w:bCs/>
+        </w:rPr>
+        <w:t>10. Benefícios Gerados</w:t>
+      </w:r>
+    </w:p>
+    <w:p>
+      <w:pPr>
+        <w:rPr>
+          <w:b/>
+          <w:bCs/>
+        </w:rPr>
+      </w:pPr>
+      <w:r>
+        <w:rPr>
+          <w:b/>
+          <w:bCs/>
+        </w:rPr>
+        <w:t>Estoque</w:t>
+      </w:r>
+    </w:p>
+    <w:p>
+      <w:r>
+        <w:rPr>
+          <w:rFonts w:ascii="Segoe UI Symbol" w:hAnsi="Segoe UI Symbol" w:cs="Segoe UI Symbol"/>
+        </w:rPr>
+        <w:t>✔</w:t>
+      </w:r>
+      <w:r>
+        <w:t xml:space="preserve"> Maior visibilidade operacional</w:t>
+      </w:r>
+    </w:p>
+    <w:p>
+      <w:r>
+        <w:rPr>
+          <w:rFonts w:ascii="Segoe UI Symbol" w:hAnsi="Segoe UI Symbol" w:cs="Segoe UI Symbol"/>
+        </w:rPr>
+        <w:t>✔</w:t>
+      </w:r>
+      <w:r>
+        <w:t xml:space="preserve"> Controle de validade</w:t>
+      </w:r>
+    </w:p>
+    <w:p>
+      <w:r>
+        <w:rPr>
+          <w:rFonts w:ascii="Segoe UI Symbol" w:hAnsi="Segoe UI Symbol" w:cs="Segoe UI Symbol"/>
+        </w:rPr>
+        <w:t>✔</w:t>
+      </w:r>
+      <w:r>
+        <w:t xml:space="preserve"> Redução de perdas</w:t>
+      </w:r>
+    </w:p>
+    <w:p>
+      <w:r>
+        <w:rPr>
+          <w:rFonts w:ascii="Segoe UI Symbol" w:hAnsi="Segoe UI Symbol" w:cs="Segoe UI Symbol"/>
+        </w:rPr>
+        <w:t>✔</w:t>
+      </w:r>
+      <w:r>
+        <w:t xml:space="preserve"> Identificação de capital imobilizado</w:t>
+      </w:r>
+    </w:p>
+    <w:p>
+      <w:r>
+        <w:pict w14:anchorId="0D0FFF75">
+          <v:rect id="_x0000_i1683" style="width:0;height:1.5pt" o:hralign="center" o:hrstd="t" o:hr="t" fillcolor="#a0a0a0" stroked="f"/>
+        </w:pict>
+      </w:r>
+    </w:p>
+    <w:p>
+      <w:pPr>
+        <w:rPr>
+          <w:b/>
+          <w:bCs/>
+        </w:rPr>
+      </w:pPr>
+      <w:r>
+        <w:rPr>
+          <w:b/>
+          <w:bCs/>
+        </w:rPr>
+        <w:t>Supply Chain</w:t>
+      </w:r>
+    </w:p>
+    <w:p>
+      <w:r>
+        <w:rPr>
+          <w:rFonts w:ascii="Segoe UI Symbol" w:hAnsi="Segoe UI Symbol" w:cs="Segoe UI Symbol"/>
+        </w:rPr>
+        <w:t>✔</w:t>
+      </w:r>
+      <w:r>
+        <w:t xml:space="preserve"> Visão antecipada de recebimentos</w:t>
+      </w:r>
+    </w:p>
+    <w:p>
+      <w:r>
+        <w:rPr>
+          <w:rFonts w:ascii="Segoe UI Symbol" w:hAnsi="Segoe UI Symbol" w:cs="Segoe UI Symbol"/>
+        </w:rPr>
+        <w:t>✔</w:t>
+      </w:r>
+      <w:r>
+        <w:t xml:space="preserve"> Planejamento comercial</w:t>
+      </w:r>
+    </w:p>
+    <w:p>
+      <w:r>
+        <w:rPr>
+          <w:rFonts w:ascii="Segoe UI Symbol" w:hAnsi="Segoe UI Symbol" w:cs="Segoe UI Symbol"/>
+        </w:rPr>
+        <w:t>✔</w:t>
+      </w:r>
+      <w:r>
+        <w:t xml:space="preserve"> Planejamento de compras</w:t>
+      </w:r>
+    </w:p>
+    <w:p>
+      <w:r>
+        <w:rPr>
+          <w:rFonts w:ascii="Segoe UI Symbol" w:hAnsi="Segoe UI Symbol" w:cs="Segoe UI Symbol"/>
+        </w:rPr>
+        <w:t>✔</w:t>
+      </w:r>
+      <w:r>
+        <w:t xml:space="preserve"> Gestão logística</w:t>
+      </w:r>
+    </w:p>
+    <w:p>
+      <w:r>
+        <w:rPr>
+          <w:rFonts w:ascii="Segoe UI Symbol" w:hAnsi="Segoe UI Symbol" w:cs="Segoe UI Symbol"/>
+        </w:rPr>
+        <w:t>✔</w:t>
+      </w:r>
+      <w:r>
+        <w:t xml:space="preserve"> Redução de rupturas</w:t>
+      </w:r>
+    </w:p>
+    <w:p>
+      <w:r>
+        <w:pict w14:anchorId="39C7DE9B">
+          <v:rect id="_x0000_i1684" style="width:0;height:1.5pt" o:hralign="center" o:hrstd="t" o:hr="t" fillcolor="#a0a0a0" stroked="f"/>
+        </w:pict>
+      </w:r>
+    </w:p>
+    <w:p>
+      <w:pPr>
+        <w:rPr>
+          <w:b/>
+          <w:bCs/>
+        </w:rPr>
+      </w:pPr>
+      <w:r>
+        <w:rPr>
+          <w:b/>
+          <w:bCs/>
+        </w:rPr>
+        <w:t>Diretoria</w:t>
+      </w:r>
+    </w:p>
+    <w:p>
+      <w:r>
+        <w:rPr>
+          <w:rFonts w:ascii="Segoe UI Symbol" w:hAnsi="Segoe UI Symbol" w:cs="Segoe UI Symbol"/>
+        </w:rPr>
+        <w:t>✔</w:t>
+      </w:r>
+      <w:r>
+        <w:t xml:space="preserve"> Indicadores estratégicos</w:t>
+      </w:r>
+    </w:p>
+    <w:p>
+      <w:r>
+        <w:rPr>
+          <w:rFonts w:ascii="Segoe UI Symbol" w:hAnsi="Segoe UI Symbol" w:cs="Segoe UI Symbol"/>
+        </w:rPr>
+        <w:t>✔</w:t>
+      </w:r>
+      <w:r>
+        <w:t xml:space="preserve"> Informações em tempo real</w:t>
+      </w:r>
+    </w:p>
+    <w:p>
+      <w:r>
+        <w:rPr>
+          <w:rFonts w:ascii="Segoe UI Symbol" w:hAnsi="Segoe UI Symbol" w:cs="Segoe UI Symbol"/>
+        </w:rPr>
+        <w:t>✔</w:t>
+      </w:r>
+      <w:r>
+        <w:t xml:space="preserve"> Apoio à tomada de decisão</w:t>
+      </w:r>
+    </w:p>
+    <w:p>
+      <w:r>
+        <w:rPr>
+          <w:rFonts w:ascii="Segoe UI Symbol" w:hAnsi="Segoe UI Symbol" w:cs="Segoe UI Symbol"/>
+        </w:rPr>
+        <w:t>✔</w:t>
+      </w:r>
+      <w:r>
+        <w:t xml:space="preserve"> Centralização das informações</w:t>
+      </w:r>
+    </w:p>
+    <w:p>
+      <w:r>
+        <w:rPr>
+          <w:rFonts w:ascii="Segoe UI Symbol" w:hAnsi="Segoe UI Symbol" w:cs="Segoe UI Symbol"/>
+        </w:rPr>
+        <w:t>✔</w:t>
+      </w:r>
+      <w:r>
+        <w:t xml:space="preserve"> Plataforma única para Estoque e COMEX</w:t>
+      </w:r>
+    </w:p>
+    <w:p>
+      <w:r>
+        <w:pict w14:anchorId="43B3B581">
+          <v:rect id="_x0000_i1685" style="width:0;height:1.5pt" o:hralign="center" o:hrstd="t" o:hr="t" fillcolor="#a0a0a0" stroked="f"/>
+        </w:pict>
+      </w:r>
+    </w:p>
+    <w:p>
+      <w:pPr>
+        <w:rPr>
+          <w:b/>
+          <w:bCs/>
+        </w:rPr>
+      </w:pPr>
+      <w:r>
+        <w:rPr>
+          <w:b/>
+          <w:bCs/>
+        </w:rPr>
+        <w:t>ESTOQUEVISION v3.0</w:t>
+      </w:r>
+    </w:p>
+    <w:p>
+      <w:pPr>
+        <w:rPr>
+          <w:b/>
+          <w:bCs/>
+        </w:rPr>
+      </w:pPr>
+      <w:r>
+        <w:rPr>
+          <w:b/>
+          <w:bCs/>
+        </w:rPr>
+        <w:t xml:space="preserve">Supply Chain &amp; </w:t>
+      </w:r>
+      <w:proofErr w:type="spellStart"/>
+      <w:r>
+        <w:rPr>
+          <w:b/>
+          <w:bCs/>
+        </w:rPr>
+        <w:t>Import</w:t>
+      </w:r>
+      <w:proofErr w:type="spellEnd"/>
+      <w:r>
+        <w:rPr>
+          <w:b/>
+          <w:bCs/>
+        </w:rPr>
         <w:t xml:space="preserve"> </w:t>
       </w:r>
       <w:proofErr w:type="spellStart"/>
       <w:r>
-        <w:t>assets</w:t>
+        <w:rPr>
+          <w:b/>
+          <w:bCs/>
+        </w:rPr>
+        <w:t>Intelligence</w:t>
       </w:r>
       <w:proofErr w:type="spellEnd"/>
       <w:r>
-        <w:t>/               # Recursos visuais (se houver)</w:t>
-      </w:r>
-    </w:p>
-    <w:p>
-      <w:r>
-        <w:pict w14:anchorId="6EE68294">
-          <v:rect id="_x0000_i1275" style="width:0;height:1.5pt" o:hralign="center" o:hrstd="t" o:hr="t" fillcolor="#a0a0a0" stroked="f"/>
-        </w:pict>
-      </w:r>
-    </w:p>
-    <w:p>
-      <w:pPr>
-        <w:rPr>
-          <w:b/>
-          <w:bCs/>
-        </w:rPr>
-      </w:pPr>
-      <w:r>
-        <w:rPr>
-          <w:b/>
-          <w:bCs/>
-        </w:rPr>
-        <w:t>6. Fonte de Dados</w:t>
-      </w:r>
-    </w:p>
-    <w:p>
-      <w:r>
-        <w:t>Os dados são provenientes de uma planilha Excel hospedada no SharePoint da empresa.</w:t>
-      </w:r>
-    </w:p>
-    <w:p>
-      <w:pPr>
-        <w:rPr>
-          <w:b/>
-          <w:bCs/>
-        </w:rPr>
-      </w:pPr>
-      <w:r>
-        <w:rPr>
-          <w:b/>
-          <w:bCs/>
-        </w:rPr>
-        <w:t>Características:</w:t>
-      </w:r>
-    </w:p>
-    <w:p>
-      <w:pPr>
-        <w:numPr>
-          <w:ilvl w:val="0"/>
-          <w:numId w:val="18"/>
-        </w:numPr>
-      </w:pPr>
-      <w:r>
-        <w:t xml:space="preserve">Atualização centralizada no SharePoint </w:t>
-      </w:r>
-    </w:p>
-    <w:p>
-      <w:pPr>
-        <w:numPr>
-          <w:ilvl w:val="0"/>
-          <w:numId w:val="18"/>
-        </w:numPr>
-      </w:pPr>
-      <w:r>
-        <w:t xml:space="preserve">Sem armazenamento local permanente </w:t>
-      </w:r>
-    </w:p>
-    <w:p>
-      <w:pPr>
-        <w:numPr>
-          <w:ilvl w:val="0"/>
-          <w:numId w:val="18"/>
-        </w:numPr>
-      </w:pPr>
-      <w:r>
-        <w:t xml:space="preserve">Leitura dinâmica via API Microsoft </w:t>
-      </w:r>
-      <w:proofErr w:type="spellStart"/>
-      <w:r>
-        <w:t>Graph</w:t>
-      </w:r>
-      <w:proofErr w:type="spellEnd"/>
-      <w:r>
-        <w:t xml:space="preserve"> </w:t>
-      </w:r>
-    </w:p>
-    <w:p>
-      <w:r>
-        <w:pict w14:anchorId="1C2C4DD2">
-          <v:rect id="_x0000_i1276" style="width:0;height:1.5pt" o:hralign="center" o:hrstd="t" o:hr="t" fillcolor="#a0a0a0" stroked="f"/>
-        </w:pict>
-      </w:r>
-    </w:p>
-    <w:p>
-      <w:pPr>
-        <w:rPr>
-          <w:b/>
-          <w:bCs/>
-        </w:rPr>
-      </w:pPr>
-      <w:r>
-        <w:rPr>
-          <w:b/>
-          <w:bCs/>
-        </w:rPr>
-        <w:t xml:space="preserve">7. Integração com Microsoft (Azure + </w:t>
-      </w:r>
-      <w:proofErr w:type="spellStart"/>
-      <w:r>
-        <w:rPr>
-          <w:b/>
-          <w:bCs/>
-        </w:rPr>
-        <w:t>Graph</w:t>
-      </w:r>
-      <w:proofErr w:type="spellEnd"/>
-      <w:r>
-        <w:rPr>
-          <w:b/>
-          <w:bCs/>
-        </w:rPr>
-        <w:t xml:space="preserve"> API)</w:t>
-      </w:r>
-    </w:p>
-    <w:p>
-      <w:r>
-        <w:t xml:space="preserve">A aplicação utiliza autenticação via </w:t>
-      </w:r>
-      <w:r>
-        <w:rPr>
-          <w:b/>
-          <w:bCs/>
-        </w:rPr>
-        <w:t xml:space="preserve">Azure App </w:t>
-      </w:r>
-      <w:proofErr w:type="spellStart"/>
-      <w:r>
-        <w:rPr>
-          <w:b/>
-          <w:bCs/>
-        </w:rPr>
-        <w:t>Registration</w:t>
-      </w:r>
-      <w:proofErr w:type="spellEnd"/>
-      <w:r>
-        <w:t>.</w:t>
-      </w:r>
-    </w:p>
-    <w:p>
-      <w:pPr>
-        <w:rPr>
-          <w:b/>
-          <w:bCs/>
-        </w:rPr>
-      </w:pPr>
-      <w:r>
-        <w:rPr>
-          <w:b/>
-          <w:bCs/>
-        </w:rPr>
-        <w:t xml:space="preserve">Credenciais configuradas no </w:t>
-      </w:r>
-      <w:proofErr w:type="spellStart"/>
-      <w:r>
-        <w:rPr>
-          <w:b/>
-          <w:bCs/>
-        </w:rPr>
-        <w:t>Streamlit</w:t>
-      </w:r>
-      <w:proofErr w:type="spellEnd"/>
-      <w:r>
-        <w:rPr>
-          <w:b/>
-          <w:bCs/>
-        </w:rPr>
-        <w:t xml:space="preserve"> Secrets:</w:t>
-      </w:r>
-    </w:p>
-    <w:p>
-      <w:r>
-        <w:t>AZURE_CLIENT_ID = "********"</w:t>
-      </w:r>
-      <w:r>
-        <w:br/>
-        <w:t>AZURE_CLIENT_SECRET = "********"</w:t>
-      </w:r>
-      <w:r>
-        <w:br/>
-        <w:t>AZURE_TENANT_ID = "********"</w:t>
-      </w:r>
-    </w:p>
-    <w:p>
-      <w:pPr>
-        <w:rPr>
-          <w:b/>
-          <w:bCs/>
-        </w:rPr>
-      </w:pPr>
-      <w:r>
-        <w:rPr>
-          <w:b/>
-          <w:bCs/>
-        </w:rPr>
-        <w:t>Fluxo de autenticação:</w:t>
-      </w:r>
-    </w:p>
-    <w:p>
-      <w:pPr>
-        <w:numPr>
-          <w:ilvl w:val="0"/>
-          <w:numId w:val="19"/>
-        </w:numPr>
-      </w:pPr>
-      <w:r>
-        <w:t xml:space="preserve">MSAL gera token de acesso </w:t>
-      </w:r>
-    </w:p>
-    <w:p>
-      <w:pPr>
-        <w:numPr>
-          <w:ilvl w:val="0"/>
-          <w:numId w:val="19"/>
-        </w:numPr>
-      </w:pPr>
-      <w:r>
-        <w:t xml:space="preserve">Token é usado na Microsoft </w:t>
-      </w:r>
-      <w:proofErr w:type="spellStart"/>
-      <w:r>
-        <w:t>Graph</w:t>
-      </w:r>
-      <w:proofErr w:type="spellEnd"/>
-      <w:r>
-        <w:t xml:space="preserve"> API </w:t>
-      </w:r>
-    </w:p>
-    <w:p>
-      <w:pPr>
-        <w:numPr>
-          <w:ilvl w:val="0"/>
-          <w:numId w:val="19"/>
-        </w:numPr>
-      </w:pPr>
-      <w:r>
-        <w:t xml:space="preserve">API acessa arquivos no SharePoint </w:t>
-      </w:r>
-    </w:p>
-    <w:p>
-      <w:pPr>
-        <w:numPr>
-          <w:ilvl w:val="0"/>
-          <w:numId w:val="19"/>
-        </w:numPr>
-      </w:pPr>
-      <w:r>
-        <w:t xml:space="preserve">Dados são retornados para </w:t>
-      </w:r>
-      <w:proofErr w:type="gramStart"/>
-      <w:r>
-        <w:t>o pandas</w:t>
-      </w:r>
-      <w:proofErr w:type="gramEnd"/>
-      <w:r>
-        <w:t xml:space="preserve"> </w:t>
-      </w:r>
-    </w:p>
-    <w:p>
-      <w:r>
-        <w:pict w14:anchorId="6AB2340C">
-          <v:rect id="_x0000_i1277" style="width:0;height:1.5pt" o:hralign="center" o:hrstd="t" o:hr="t" fillcolor="#a0a0a0" stroked="f"/>
-        </w:pict>
-      </w:r>
-    </w:p>
-    <w:p>
-      <w:pPr>
-        <w:rPr>
-          <w:b/>
-          <w:bCs/>
-        </w:rPr>
-      </w:pPr>
-      <w:r>
-        <w:rPr>
-          <w:b/>
-          <w:bCs/>
-        </w:rPr>
-        <w:t>8. Processamento de Dados</w:t>
-      </w:r>
-    </w:p>
-    <w:p>
-      <w:r>
-        <w:t>Após a leitura da planilha:</w:t>
-      </w:r>
-    </w:p>
-    <w:p>
-      <w:pPr>
-        <w:numPr>
-          <w:ilvl w:val="0"/>
-          <w:numId w:val="20"/>
-        </w:numPr>
-      </w:pPr>
-      <w:r>
-        <w:t xml:space="preserve">Limpeza de dados </w:t>
-      </w:r>
-    </w:p>
-    <w:p>
-      <w:pPr>
-        <w:numPr>
-          <w:ilvl w:val="0"/>
-          <w:numId w:val="20"/>
-        </w:numPr>
-      </w:pPr>
-      <w:r>
-        <w:t xml:space="preserve">Conversão de tipos (datas, números) </w:t>
-      </w:r>
-    </w:p>
-    <w:p>
-      <w:pPr>
-        <w:numPr>
-          <w:ilvl w:val="0"/>
-          <w:numId w:val="20"/>
-        </w:numPr>
-      </w:pPr>
-      <w:r>
-        <w:t xml:space="preserve">Padronização de colunas </w:t>
-      </w:r>
-    </w:p>
-    <w:p>
-      <w:pPr>
-        <w:numPr>
-          <w:ilvl w:val="0"/>
-          <w:numId w:val="20"/>
-        </w:numPr>
-      </w:pPr>
-      <w:r>
-        <w:t xml:space="preserve">Estruturação para análise </w:t>
-      </w:r>
-    </w:p>
-    <w:p>
-      <w:pPr>
-        <w:numPr>
-          <w:ilvl w:val="0"/>
-          <w:numId w:val="20"/>
-        </w:numPr>
-      </w:pPr>
-      <w:r>
-        <w:t xml:space="preserve">Criação de métricas e KPIs </w:t>
-      </w:r>
-    </w:p>
-    <w:p>
-      <w:r>
-        <w:pict w14:anchorId="5183AA7E">
-          <v:rect id="_x0000_i1278" style="width:0;height:1.5pt" o:hralign="center" o:hrstd="t" o:hr="t" fillcolor="#a0a0a0" stroked="f"/>
-        </w:pict>
-      </w:r>
-    </w:p>
-    <w:p>
-      <w:pPr>
-        <w:rPr>
-          <w:b/>
-          <w:bCs/>
-        </w:rPr>
-      </w:pPr>
-      <w:r>
-        <w:rPr>
-          <w:b/>
-          <w:bCs/>
-        </w:rPr>
-        <w:t>9. Interface do Sistema</w:t>
-      </w:r>
-    </w:p>
-    <w:p>
-      <w:r>
-        <w:t xml:space="preserve">O painel foi desenvolvido em </w:t>
-      </w:r>
-      <w:proofErr w:type="spellStart"/>
-      <w:r>
-        <w:t>Streamlit</w:t>
-      </w:r>
-      <w:proofErr w:type="spellEnd"/>
-      <w:r>
-        <w:t xml:space="preserve"> com:</w:t>
-      </w:r>
-    </w:p>
-    <w:p>
-      <w:pPr>
-        <w:numPr>
-          <w:ilvl w:val="0"/>
-          <w:numId w:val="21"/>
-        </w:numPr>
-      </w:pPr>
-      <w:r>
-        <w:t xml:space="preserve">KPIs principais (indicadores) </w:t>
-      </w:r>
-    </w:p>
-    <w:p>
-      <w:pPr>
-        <w:numPr>
-          <w:ilvl w:val="0"/>
-          <w:numId w:val="21"/>
-        </w:numPr>
-      </w:pPr>
-      <w:r>
-        <w:t>Gráficos interativos (</w:t>
-      </w:r>
-      <w:proofErr w:type="spellStart"/>
-      <w:r>
-        <w:t>Plotly</w:t>
-      </w:r>
-      <w:proofErr w:type="spellEnd"/>
-      <w:r>
-        <w:t xml:space="preserve">) </w:t>
-      </w:r>
-    </w:p>
-    <w:p>
-      <w:pPr>
-        <w:numPr>
-          <w:ilvl w:val="0"/>
-          <w:numId w:val="21"/>
-        </w:numPr>
-      </w:pPr>
-      <w:r>
-        <w:t xml:space="preserve">Tabelas dinâmicas </w:t>
-      </w:r>
-    </w:p>
-    <w:p>
-      <w:pPr>
-        <w:numPr>
-          <w:ilvl w:val="0"/>
-          <w:numId w:val="21"/>
-        </w:numPr>
-      </w:pPr>
-      <w:r>
-        <w:t xml:space="preserve">Filtros por período / categoria </w:t>
-      </w:r>
-    </w:p>
-    <w:p>
-      <w:pPr>
-        <w:numPr>
-          <w:ilvl w:val="0"/>
-          <w:numId w:val="21"/>
-        </w:numPr>
-      </w:pPr>
-      <w:r>
-        <w:t xml:space="preserve">Atualização automática via cache </w:t>
-      </w:r>
-    </w:p>
-    <w:p>
-      <w:r>
-        <w:pict w14:anchorId="43308076">
-          <v:rect id="_x0000_i1279" style="width:0;height:1.5pt" o:hralign="center" o:hrstd="t" o:hr="t" fillcolor="#a0a0a0" stroked="f"/>
-        </w:pict>
-      </w:r>
-    </w:p>
-    <w:p>
-      <w:pPr>
-        <w:rPr>
-          <w:b/>
-          <w:bCs/>
-        </w:rPr>
-      </w:pPr>
-      <w:r>
-        <w:rPr>
-          <w:b/>
-          <w:bCs/>
-        </w:rPr>
-        <w:t>10. Atualização dos Dados (Cache)</w:t>
-      </w:r>
-    </w:p>
-    <w:p>
-      <w:r>
-        <w:t>O sistema utiliza cache para otimização de performance.</w:t>
-      </w:r>
-    </w:p>
-    <w:p>
-      <w:pPr>
-        <w:rPr>
-          <w:b/>
-          <w:bCs/>
-        </w:rPr>
-      </w:pPr>
-      <w:r>
-        <w:rPr>
-          <w:b/>
-          <w:bCs/>
-        </w:rPr>
-        <w:t>Configuração atual:</w:t>
-      </w:r>
-    </w:p>
-    <w:p>
-      <w:pPr>
-        <w:numPr>
-          <w:ilvl w:val="0"/>
-          <w:numId w:val="22"/>
-        </w:numPr>
-      </w:pPr>
-      <w:r>
-        <w:t xml:space="preserve">Cache: </w:t>
-      </w:r>
-      <w:r>
-        <w:rPr>
-          <w:b/>
-          <w:bCs/>
-        </w:rPr>
-        <w:t>1 hora</w:t>
-      </w:r>
-      <w:r>
-        <w:t xml:space="preserve"> </w:t>
-      </w:r>
-    </w:p>
-    <w:p>
-      <w:pPr>
-        <w:rPr>
-          <w:b/>
-          <w:bCs/>
-        </w:rPr>
-      </w:pPr>
-      <w:r>
-        <w:rPr>
-          <w:b/>
-          <w:bCs/>
-        </w:rPr>
-        <w:t>Comportamento:</w:t>
-      </w:r>
-    </w:p>
-    <w:p>
-      <w:pPr>
-        <w:numPr>
-          <w:ilvl w:val="0"/>
-          <w:numId w:val="23"/>
-        </w:numPr>
-      </w:pPr>
-      <w:r>
-        <w:t xml:space="preserve">Dados são atualizados a cada 1 hora automaticamente </w:t>
-      </w:r>
-    </w:p>
-    <w:p>
-      <w:pPr>
-        <w:numPr>
-          <w:ilvl w:val="0"/>
-          <w:numId w:val="23"/>
-        </w:numPr>
-      </w:pPr>
-      <w:r>
-        <w:t xml:space="preserve">Reinício do app força atualização imediata </w:t>
-      </w:r>
-    </w:p>
-    <w:p>
-      <w:pPr>
-        <w:numPr>
-          <w:ilvl w:val="0"/>
-          <w:numId w:val="23"/>
-        </w:numPr>
-      </w:pPr>
-      <w:r>
-        <w:t xml:space="preserve">Reduz chamadas ao Microsoft </w:t>
-      </w:r>
-      <w:proofErr w:type="spellStart"/>
-      <w:r>
-        <w:t>Graph</w:t>
-      </w:r>
-      <w:proofErr w:type="spellEnd"/>
-      <w:r>
-        <w:t xml:space="preserve"> API </w:t>
-      </w:r>
-    </w:p>
-    <w:p>
-      <w:r>
-        <w:pict w14:anchorId="36BCFCCB">
-          <v:rect id="_x0000_i1280" style="width:0;height:1.5pt" o:hralign="center" o:hrstd="t" o:hr="t" fillcolor="#a0a0a0" stroked="f"/>
-        </w:pict>
-      </w:r>
-    </w:p>
-    <w:p>
-      <w:pPr>
-        <w:rPr>
-          <w:b/>
-          <w:bCs/>
-        </w:rPr>
-      </w:pPr>
-      <w:r>
-        <w:rPr>
-          <w:b/>
-          <w:bCs/>
-        </w:rPr>
-        <w:t xml:space="preserve">11. </w:t>
-      </w:r>
-      <w:proofErr w:type="spellStart"/>
-      <w:r>
-        <w:rPr>
-          <w:b/>
-          <w:bCs/>
-        </w:rPr>
-        <w:t>Deploy</w:t>
-      </w:r>
-      <w:proofErr w:type="spellEnd"/>
-      <w:r>
-        <w:rPr>
-          <w:b/>
-          <w:bCs/>
-        </w:rPr>
-        <w:t xml:space="preserve"> (Publicação)</w:t>
-      </w:r>
-    </w:p>
-    <w:p>
-      <w:pPr>
-        <w:rPr>
-          <w:b/>
-          <w:bCs/>
-        </w:rPr>
-      </w:pPr>
-      <w:r>
-        <w:rPr>
-          <w:b/>
-          <w:bCs/>
-        </w:rPr>
-        <w:t>Plataforma:</w:t>
-      </w:r>
-    </w:p>
-    <w:p>
-      <w:pPr>
-        <w:numPr>
-          <w:ilvl w:val="0"/>
-          <w:numId w:val="24"/>
-        </w:numPr>
-      </w:pPr>
-      <w:proofErr w:type="spellStart"/>
-      <w:r>
-        <w:t>Streamlit</w:t>
-      </w:r>
-      <w:proofErr w:type="spellEnd"/>
-      <w:r>
-        <w:t xml:space="preserve"> Community Cloud </w:t>
-      </w:r>
-    </w:p>
-    <w:p>
-      <w:pPr>
-        <w:rPr>
-          <w:b/>
-          <w:bCs/>
-        </w:rPr>
-      </w:pPr>
-      <w:r>
-        <w:rPr>
-          <w:b/>
-          <w:bCs/>
-        </w:rPr>
-        <w:t>Repositório:</w:t>
-      </w:r>
-    </w:p>
-    <w:p>
-      <w:pPr>
-        <w:numPr>
-          <w:ilvl w:val="0"/>
-          <w:numId w:val="25"/>
-        </w:numPr>
-      </w:pPr>
-      <w:proofErr w:type="spellStart"/>
-      <w:r>
-        <w:t>kemparts_estoque</w:t>
-      </w:r>
-      <w:proofErr w:type="spellEnd"/>
-      <w:r>
-        <w:t xml:space="preserve"> </w:t>
-      </w:r>
-    </w:p>
-    <w:p>
-      <w:pPr>
-        <w:rPr>
-          <w:b/>
-          <w:bCs/>
-        </w:rPr>
-      </w:pPr>
-      <w:r>
-        <w:rPr>
-          <w:b/>
-          <w:bCs/>
-        </w:rPr>
-        <w:t>Arquivo principal:</w:t>
-      </w:r>
-    </w:p>
-    <w:p>
-      <w:r>
-        <w:t>estoque.py</w:t>
-      </w:r>
-    </w:p>
-    <w:p>
-      <w:pPr>
-        <w:rPr>
-          <w:b/>
-          <w:bCs/>
-        </w:rPr>
-      </w:pPr>
-      <w:r>
-        <w:rPr>
-          <w:b/>
-          <w:bCs/>
-        </w:rPr>
-        <w:t>URL do sistema:</w:t>
-      </w:r>
-    </w:p>
-    <w:p>
-      <w:r>
-        <w:t>https://kemparts-estoque.streamlit.app</w:t>
-      </w:r>
-    </w:p>
-    <w:p>
-      <w:r>
-        <w:pict w14:anchorId="0B3ACDFE">
-          <v:rect id="_x0000_i1281" style="width:0;height:1.5pt" o:hralign="center" o:hrstd="t" o:hr="t" fillcolor="#a0a0a0" stroked="f"/>
-        </w:pict>
-      </w:r>
-    </w:p>
-    <w:p>
-      <w:pPr>
-        <w:rPr>
-          <w:b/>
-          <w:bCs/>
-        </w:rPr>
-      </w:pPr>
-      <w:r>
-        <w:rPr>
-          <w:b/>
-          <w:bCs/>
-        </w:rPr>
-        <w:t>12. Segurança</w:t>
-      </w:r>
-    </w:p>
-    <w:p>
-      <w:pPr>
-        <w:rPr>
-          <w:b/>
-          <w:bCs/>
-        </w:rPr>
-      </w:pPr>
-      <w:r>
-        <w:rPr>
-          <w:b/>
-          <w:bCs/>
-        </w:rPr>
-        <w:t>Implementado:</w:t>
-      </w:r>
-    </w:p>
-    <w:p>
-      <w:pPr>
-        <w:numPr>
-          <w:ilvl w:val="0"/>
-          <w:numId w:val="26"/>
-        </w:numPr>
-      </w:pPr>
-      <w:r>
-        <w:t xml:space="preserve">Autenticação via Azure AD </w:t>
-      </w:r>
-    </w:p>
-    <w:p>
-      <w:pPr>
-        <w:numPr>
-          <w:ilvl w:val="0"/>
-          <w:numId w:val="26"/>
-        </w:numPr>
-      </w:pPr>
-      <w:r>
-        <w:t xml:space="preserve">Secrets protegidos no </w:t>
-      </w:r>
-      <w:proofErr w:type="spellStart"/>
-      <w:r>
-        <w:t>Streamlit</w:t>
-      </w:r>
-      <w:proofErr w:type="spellEnd"/>
-      <w:r>
-        <w:t xml:space="preserve"> Cloud </w:t>
-      </w:r>
-    </w:p>
-    <w:p>
-      <w:pPr>
-        <w:numPr>
-          <w:ilvl w:val="0"/>
-          <w:numId w:val="26"/>
-        </w:numPr>
-      </w:pPr>
-      <w:r>
-        <w:t xml:space="preserve">Nenhuma credencial exposta no código </w:t>
-      </w:r>
-    </w:p>
-    <w:p>
-      <w:pPr>
-        <w:rPr>
-          <w:b/>
-          <w:bCs/>
-        </w:rPr>
-      </w:pPr>
-      <w:r>
-        <w:rPr>
-          <w:b/>
-          <w:bCs/>
-        </w:rPr>
-        <w:t>Recomendação:</w:t>
-      </w:r>
-    </w:p>
-    <w:p>
-      <w:pPr>
-        <w:numPr>
-          <w:ilvl w:val="0"/>
-          <w:numId w:val="27"/>
-        </w:numPr>
-      </w:pPr>
-      <w:r>
-        <w:t xml:space="preserve">Rotação periódica do </w:t>
-      </w:r>
-      <w:proofErr w:type="spellStart"/>
-      <w:r>
-        <w:t>Client</w:t>
-      </w:r>
-      <w:proofErr w:type="spellEnd"/>
-      <w:r>
-        <w:t xml:space="preserve"> </w:t>
-      </w:r>
-      <w:proofErr w:type="spellStart"/>
-      <w:r>
-        <w:t>Secret</w:t>
-      </w:r>
-      <w:proofErr w:type="spellEnd"/>
-      <w:r>
-        <w:t xml:space="preserve"> </w:t>
-      </w:r>
-    </w:p>
-    <w:p>
-      <w:pPr>
-        <w:numPr>
-          <w:ilvl w:val="0"/>
-          <w:numId w:val="27"/>
-        </w:numPr>
-      </w:pPr>
-      <w:r>
-        <w:t xml:space="preserve">Controle de permissões no Microsoft </w:t>
-      </w:r>
-      <w:proofErr w:type="spellStart"/>
-      <w:r>
-        <w:t>Graph</w:t>
-      </w:r>
-      <w:proofErr w:type="spellEnd"/>
-      <w:r>
-        <w:t xml:space="preserve"> </w:t>
-      </w:r>
-    </w:p>
-    <w:p>
-      <w:r>
-        <w:pict w14:anchorId="69FD3F5F">
-          <v:rect id="_x0000_i1282" style="width:0;height:1.5pt" o:hralign="center" o:hrstd="t" o:hr="t" fillcolor="#a0a0a0" stroked="f"/>
-        </w:pict>
-      </w:r>
-    </w:p>
-    <w:p>
-      <w:pPr>
-        <w:rPr>
-          <w:b/>
-          <w:bCs/>
-        </w:rPr>
-      </w:pPr>
-      <w:r>
-        <w:rPr>
-          <w:b/>
-          <w:bCs/>
-        </w:rPr>
-        <w:t>13. Dependências do Projeto</w:t>
-      </w:r>
-    </w:p>
-    <w:p>
-      <w:proofErr w:type="spellStart"/>
-      <w:r>
-        <w:t>streamlit</w:t>
-      </w:r>
-      <w:proofErr w:type="spellEnd"/>
-      <w:r>
-        <w:br/>
-        <w:t>pandas</w:t>
-      </w:r>
-      <w:r>
-        <w:br/>
-      </w:r>
-      <w:proofErr w:type="spellStart"/>
-      <w:r>
-        <w:t>plotly</w:t>
-      </w:r>
-      <w:proofErr w:type="spellEnd"/>
-      <w:r>
-        <w:br/>
-      </w:r>
-      <w:proofErr w:type="spellStart"/>
-      <w:r>
-        <w:t>requests</w:t>
-      </w:r>
-      <w:proofErr w:type="spellEnd"/>
-      <w:r>
-        <w:br/>
-      </w:r>
-      <w:proofErr w:type="spellStart"/>
-      <w:r>
-        <w:t>msal</w:t>
-      </w:r>
-      <w:proofErr w:type="spellEnd"/>
-      <w:r>
-        <w:br/>
-      </w:r>
-      <w:proofErr w:type="spellStart"/>
-      <w:r>
-        <w:t>openpyxl</w:t>
-      </w:r>
-      <w:proofErr w:type="spellEnd"/>
-    </w:p>
-    <w:p>
-      <w:r>
-        <w:pict w14:anchorId="3374FEE6">
-          <v:rect id="_x0000_i1283" style="width:0;height:1.5pt" o:hralign="center" o:hrstd="t" o:hr="t" fillcolor="#a0a0a0" stroked="f"/>
-        </w:pict>
-      </w:r>
-    </w:p>
-    <w:p>
-      <w:pPr>
-        <w:rPr>
-          <w:b/>
-          <w:bCs/>
-        </w:rPr>
-      </w:pPr>
-      <w:r>
-        <w:rPr>
-          <w:b/>
-          <w:bCs/>
-        </w:rPr>
-        <w:t>14. Performance</w:t>
-      </w:r>
-    </w:p>
-    <w:p>
-      <w:pPr>
-        <w:numPr>
-          <w:ilvl w:val="0"/>
-          <w:numId w:val="28"/>
-        </w:numPr>
-      </w:pPr>
-      <w:r>
-        <w:t xml:space="preserve">Cache reduz chamadas à API </w:t>
-      </w:r>
-    </w:p>
-    <w:p>
-      <w:pPr>
-        <w:numPr>
-          <w:ilvl w:val="0"/>
-          <w:numId w:val="28"/>
-        </w:numPr>
-      </w:pPr>
-      <w:r>
-        <w:t xml:space="preserve">Processamento feito em memória </w:t>
-      </w:r>
-    </w:p>
-    <w:p>
-      <w:pPr>
-        <w:numPr>
-          <w:ilvl w:val="0"/>
-          <w:numId w:val="28"/>
-        </w:numPr>
-      </w:pPr>
-      <w:r>
-        <w:t xml:space="preserve">Uso otimizado </w:t>
-      </w:r>
-      <w:proofErr w:type="gramStart"/>
-      <w:r>
-        <w:t>do pandas</w:t>
-      </w:r>
-      <w:proofErr w:type="gramEnd"/>
-      <w:r>
-        <w:t xml:space="preserve"> para leitura de Excel </w:t>
-      </w:r>
-    </w:p>
-    <w:p>
-      <w:pPr>
-        <w:numPr>
-          <w:ilvl w:val="0"/>
-          <w:numId w:val="28"/>
-        </w:numPr>
-      </w:pPr>
-      <w:r>
-        <w:t xml:space="preserve">Resposta rápida para dashboards </w:t>
-      </w:r>
-    </w:p>
-    <w:p>
-      <w:r>
-        <w:pict w14:anchorId="2A6379CC">
-          <v:rect id="_x0000_i1284" style="width:0;height:1.5pt" o:hralign="center" o:hrstd="t" o:hr="t" fillcolor="#a0a0a0" stroked="f"/>
-        </w:pict>
-      </w:r>
-    </w:p>
-    <w:p>
-      <w:pPr>
-        <w:rPr>
-          <w:b/>
-          <w:bCs/>
-        </w:rPr>
-      </w:pPr>
-      <w:r>
-        <w:rPr>
-          <w:b/>
-          <w:bCs/>
-        </w:rPr>
-        <w:t>15. Limitações Atuais</w:t>
-      </w:r>
-    </w:p>
-    <w:p>
-      <w:pPr>
-        <w:numPr>
-          <w:ilvl w:val="0"/>
-          <w:numId w:val="29"/>
-        </w:numPr>
-      </w:pPr>
-      <w:r>
-        <w:t xml:space="preserve">Dependência do SharePoint (Microsoft 365) </w:t>
-      </w:r>
-    </w:p>
-    <w:p>
-      <w:pPr>
-        <w:numPr>
-          <w:ilvl w:val="0"/>
-          <w:numId w:val="29"/>
-        </w:numPr>
-      </w:pPr>
-      <w:r>
-        <w:t xml:space="preserve">Atualização não em tempo real (cache de 1h) </w:t>
-      </w:r>
-    </w:p>
-    <w:p>
-      <w:pPr>
-        <w:numPr>
-          <w:ilvl w:val="0"/>
-          <w:numId w:val="29"/>
-        </w:numPr>
-      </w:pPr>
-      <w:r>
-        <w:t xml:space="preserve">Requer conectividade com Microsoft </w:t>
-      </w:r>
-      <w:proofErr w:type="spellStart"/>
-      <w:r>
-        <w:t>Graph</w:t>
-      </w:r>
-      <w:proofErr w:type="spellEnd"/>
-      <w:r>
-        <w:t xml:space="preserve"> </w:t>
-      </w:r>
-    </w:p>
-    <w:p>
-      <w:pPr>
-        <w:numPr>
-          <w:ilvl w:val="0"/>
-          <w:numId w:val="29"/>
-        </w:numPr>
-      </w:pPr>
-      <w:r>
-        <w:t xml:space="preserve">Dependente de credenciais Azure válidas </w:t>
-      </w:r>
-    </w:p>
-    <w:p>
-      <w:r>
-        <w:pict w14:anchorId="45446272">
-          <v:rect id="_x0000_i1285" style="width:0;height:1.5pt" o:hralign="center" o:hrstd="t" o:hr="t" fillcolor="#a0a0a0" stroked="f"/>
-        </w:pict>
-      </w:r>
-    </w:p>
-    <w:p>
-      <w:pPr>
-        <w:rPr>
-          <w:b/>
-          <w:bCs/>
-        </w:rPr>
-      </w:pPr>
-      <w:r>
-        <w:rPr>
-          <w:b/>
-          <w:bCs/>
-        </w:rPr>
-        <w:t>16. Possíveis Evoluções</w:t>
-      </w:r>
-    </w:p>
-    <w:p>
-      <w:pPr>
-        <w:numPr>
-          <w:ilvl w:val="0"/>
-          <w:numId w:val="30"/>
-        </w:numPr>
-      </w:pPr>
-      <w:r>
-        <w:t xml:space="preserve">Banco de dados SQL (substituir Excel) </w:t>
-      </w:r>
-    </w:p>
-    <w:p>
-      <w:pPr>
-        <w:numPr>
-          <w:ilvl w:val="0"/>
-          <w:numId w:val="30"/>
-        </w:numPr>
-      </w:pPr>
-      <w:r>
-        <w:t>Atualização em tempo real (</w:t>
-      </w:r>
-      <w:proofErr w:type="spellStart"/>
-      <w:r>
-        <w:t>webhook</w:t>
-      </w:r>
-      <w:proofErr w:type="spellEnd"/>
-      <w:r>
-        <w:t xml:space="preserve">) </w:t>
-      </w:r>
-    </w:p>
-    <w:p>
-      <w:pPr>
-        <w:numPr>
-          <w:ilvl w:val="0"/>
-          <w:numId w:val="30"/>
-        </w:numPr>
-      </w:pPr>
-      <w:r>
-        <w:t xml:space="preserve">Controle de usuários (login interno) </w:t>
-      </w:r>
-    </w:p>
-    <w:p>
-      <w:pPr>
-        <w:numPr>
-          <w:ilvl w:val="0"/>
-          <w:numId w:val="30"/>
-        </w:numPr>
-      </w:pPr>
-      <w:r>
-        <w:t xml:space="preserve">Exportação PDF/Excel dos relatórios </w:t>
-      </w:r>
-    </w:p>
-    <w:p>
-      <w:pPr>
-        <w:numPr>
-          <w:ilvl w:val="0"/>
-          <w:numId w:val="30"/>
-        </w:numPr>
-      </w:pPr>
-      <w:r>
-        <w:t xml:space="preserve">Integração com Power BI </w:t>
-      </w:r>
-    </w:p>
-    <w:p>
-      <w:pPr>
-        <w:numPr>
-          <w:ilvl w:val="0"/>
-          <w:numId w:val="30"/>
-        </w:numPr>
-      </w:pPr>
-      <w:r>
-        <w:t>Alertas automáticos (</w:t>
-      </w:r>
-      <w:proofErr w:type="spellStart"/>
-      <w:r>
-        <w:t>email</w:t>
-      </w:r>
-      <w:proofErr w:type="spellEnd"/>
-      <w:r>
-        <w:t xml:space="preserve">/Teams) </w:t>
-      </w:r>
-    </w:p>
-    <w:p>
-      <w:r>
-        <w:pict w14:anchorId="6B81995C">
-          <v:rect id="_x0000_i1286" style="width:0;height:1.5pt" o:hralign="center" o:hrstd="t" o:hr="t" fillcolor="#a0a0a0" stroked="f"/>
-        </w:pict>
-      </w:r>
-    </w:p>
-    <w:p>
-      <w:pPr>
-        <w:rPr>
-          <w:b/>
-          <w:bCs/>
-        </w:rPr>
-      </w:pPr>
-      <w:r>
-        <w:rPr>
-          <w:b/>
-          <w:bCs/>
-        </w:rPr>
-        <w:t>17. Responsável Técnico</w:t>
-      </w:r>
-    </w:p>
-    <w:p>
-      <w:r>
-        <w:t>Projeto desenvolvido em Python com foco em automação de dados e visualização de indicadores da área de COMEX e Estoque.</w:t>
-      </w:r>
-    </w:p>
-    <w:p>
-      <w:r>
-        <w:pict w14:anchorId="65E5587A">
-          <v:rect id="_x0000_i1287" style="width:0;height:1.5pt" o:hralign="center" o:hrstd="t" o:hr="t" fillcolor="#a0a0a0" stroked="f"/>
-        </w:pict>
-      </w:r>
-    </w:p>
-    <w:p>
-      <w:pPr>
-        <w:rPr>
-          <w:b/>
-          <w:bCs/>
-        </w:rPr>
-      </w:pPr>
-      <w:r>
-        <w:rPr>
-          <w:b/>
-          <w:bCs/>
-        </w:rPr>
-        <w:t>18. Conclusão</w:t>
-      </w:r>
-    </w:p>
-    <w:p>
-      <w:r>
-        <w:t>O sistema encontra-se em produção funcional, com integração completa entre:</w:t>
-      </w:r>
-    </w:p>
-    <w:p>
-      <w:pPr>
-        <w:numPr>
-          <w:ilvl w:val="0"/>
-          <w:numId w:val="31"/>
-        </w:numPr>
-      </w:pPr>
-      <w:proofErr w:type="spellStart"/>
-      <w:r>
-        <w:t>Streamlit</w:t>
-      </w:r>
-      <w:proofErr w:type="spellEnd"/>
-      <w:r>
-        <w:t xml:space="preserve"> Cloud </w:t>
-      </w:r>
-    </w:p>
-    <w:p>
-      <w:pPr>
-        <w:numPr>
-          <w:ilvl w:val="0"/>
-          <w:numId w:val="31"/>
-        </w:numPr>
-      </w:pPr>
-      <w:r>
-        <w:t xml:space="preserve">Azure Active </w:t>
-      </w:r>
-      <w:proofErr w:type="spellStart"/>
-      <w:r>
-        <w:t>Directory</w:t>
-      </w:r>
-      <w:proofErr w:type="spellEnd"/>
-      <w:r>
-        <w:t xml:space="preserve"> </w:t>
-      </w:r>
-    </w:p>
-    <w:p>
-      <w:pPr>
-        <w:numPr>
-          <w:ilvl w:val="0"/>
-          <w:numId w:val="31"/>
-        </w:numPr>
-      </w:pPr>
-      <w:r>
-        <w:t xml:space="preserve">Microsoft </w:t>
-      </w:r>
-      <w:proofErr w:type="spellStart"/>
-      <w:r>
-        <w:t>Graph</w:t>
-      </w:r>
-      <w:proofErr w:type="spellEnd"/>
-      <w:r>
-        <w:t xml:space="preserve"> API </w:t>
-      </w:r>
-    </w:p>
-    <w:p>
-      <w:pPr>
-        <w:numPr>
-          <w:ilvl w:val="0"/>
-          <w:numId w:val="31"/>
-        </w:numPr>
-      </w:pPr>
-      <w:r>
-        <w:t xml:space="preserve">SharePoint Online </w:t>
-      </w:r>
-    </w:p>
-    <w:p>
-      <w:r>
-        <w:t>Permite análise centralizada de dados operacionais com acesso via navegador.</w:t>
+        <w:rPr>
+          <w:b/>
+          <w:bCs/>
+        </w:rPr>
+        <w:t xml:space="preserve"> Platform</w:t>
+      </w:r>
+    </w:p>
+    <w:p>
+      <w:r>
+        <w:rPr>
+          <w:b/>
+          <w:bCs/>
+        </w:rPr>
+        <w:t>Desenvolvido internamente na Kemparts Química</w:t>
+      </w:r>
+    </w:p>
+    <w:p>
+      <w:r>
+        <w:rPr>
+          <w:b/>
+          <w:bCs/>
+        </w:rPr>
+        <w:t>Autor:</w:t>
+      </w:r>
+      <w:r>
+        <w:t xml:space="preserve"> Franklin Nascimento</w:t>
+      </w:r>
+    </w:p>
+    <w:p>
+      <w:r>
+        <w:rPr>
+          <w:b/>
+          <w:bCs/>
+        </w:rPr>
+        <w:t>Ano:</w:t>
+      </w:r>
+      <w:r>
+        <w:t xml:space="preserve"> 2026</w:t>
+      </w:r>
+    </w:p>
+    <w:p>
+      <w:r>
+        <w:rPr>
+          <w:b/>
+          <w:bCs/>
+        </w:rPr>
+        <w:t>Status:</w:t>
+      </w:r>
+      <w:r>
+        <w:t xml:space="preserve"> Produção / Evolução Contínua </w:t>
       </w:r>
     </w:p>
     <w:p/>
@@ -3675,6 +5160,155 @@
     </w:lvl>
   </w:abstractNum>
   <w:abstractNum w:abstractNumId="11" w15:restartNumberingAfterBreak="0">
+    <w:nsid w:val="386D6E8E"/>
+    <w:multiLevelType w:val="multilevel"/>
+    <w:tmpl w:val="2A6CD3C0"/>
+    <w:lvl w:ilvl="0">
+      <w:start w:val="1"/>
+      <w:numFmt w:val="bullet"/>
+      <w:lvlText w:val=""/>
+      <w:lvlJc w:val="left"/>
+      <w:pPr>
+        <w:tabs>
+          <w:tab w:val="num" w:pos="720"/>
+        </w:tabs>
+        <w:ind w:left="720" w:hanging="360"/>
+      </w:pPr>
+      <w:rPr>
+        <w:rFonts w:ascii="Symbol" w:hAnsi="Symbol" w:hint="default"/>
+        <w:sz w:val="20"/>
+      </w:rPr>
+    </w:lvl>
+    <w:lvl w:ilvl="1" w:tentative="1">
+      <w:start w:val="1"/>
+      <w:numFmt w:val="bullet"/>
+      <w:lvlText w:val="o"/>
+      <w:lvlJc w:val="left"/>
+      <w:pPr>
+        <w:tabs>
+          <w:tab w:val="num" w:pos="1440"/>
+        </w:tabs>
+        <w:ind w:left="1440" w:hanging="360"/>
+      </w:pPr>
+      <w:rPr>
+        <w:rFonts w:ascii="Courier New" w:hAnsi="Courier New" w:hint="default"/>
+        <w:sz w:val="20"/>
+      </w:rPr>
+    </w:lvl>
+    <w:lvl w:ilvl="2" w:tentative="1">
+      <w:start w:val="1"/>
+      <w:numFmt w:val="bullet"/>
+      <w:lvlText w:val=""/>
+      <w:lvlJc w:val="left"/>
+      <w:pPr>
+        <w:tabs>
+          <w:tab w:val="num" w:pos="2160"/>
+        </w:tabs>
+        <w:ind w:left="2160" w:hanging="360"/>
+      </w:pPr>
+      <w:rPr>
+        <w:rFonts w:ascii="Wingdings" w:hAnsi="Wingdings" w:hint="default"/>
+        <w:sz w:val="20"/>
+      </w:rPr>
+    </w:lvl>
+    <w:lvl w:ilvl="3" w:tentative="1">
+      <w:start w:val="1"/>
+      <w:numFmt w:val="bullet"/>
+      <w:lvlText w:val=""/>
+      <w:lvlJc w:val="left"/>
+      <w:pPr>
+        <w:tabs>
+          <w:tab w:val="num" w:pos="2880"/>
+        </w:tabs>
+        <w:ind w:left="2880" w:hanging="360"/>
+      </w:pPr>
+      <w:rPr>
+        <w:rFonts w:ascii="Wingdings" w:hAnsi="Wingdings" w:hint="default"/>
+        <w:sz w:val="20"/>
+      </w:rPr>
+    </w:lvl>
+    <w:lvl w:ilvl="4" w:tentative="1">
+      <w:start w:val="1"/>
+      <w:numFmt w:val="bullet"/>
+      <w:lvlText w:val=""/>
+      <w:lvlJc w:val="left"/>
+      <w:pPr>
+        <w:tabs>
+          <w:tab w:val="num" w:pos="3600"/>
+        </w:tabs>
+        <w:ind w:left="3600" w:hanging="360"/>
+      </w:pPr>
+      <w:rPr>
+        <w:rFonts w:ascii="Wingdings" w:hAnsi="Wingdings" w:hint="default"/>
+        <w:sz w:val="20"/>
+      </w:rPr>
+    </w:lvl>
+    <w:lvl w:ilvl="5" w:tentative="1">
+      <w:start w:val="1"/>
+      <w:numFmt w:val="bullet"/>
+      <w:lvlText w:val=""/>
+      <w:lvlJc w:val="left"/>
+      <w:pPr>
+        <w:tabs>
+          <w:tab w:val="num" w:pos="4320"/>
+        </w:tabs>
+        <w:ind w:left="4320" w:hanging="360"/>
+      </w:pPr>
+      <w:rPr>
+        <w:rFonts w:ascii="Wingdings" w:hAnsi="Wingdings" w:hint="default"/>
+        <w:sz w:val="20"/>
+      </w:rPr>
+    </w:lvl>
+    <w:lvl w:ilvl="6" w:tentative="1">
+      <w:start w:val="1"/>
+      <w:numFmt w:val="bullet"/>
+      <w:lvlText w:val=""/>
+      <w:lvlJc w:val="left"/>
+      <w:pPr>
+        <w:tabs>
+          <w:tab w:val="num" w:pos="5040"/>
+        </w:tabs>
+        <w:ind w:left="5040" w:hanging="360"/>
+      </w:pPr>
+      <w:rPr>
+        <w:rFonts w:ascii="Wingdings" w:hAnsi="Wingdings" w:hint="default"/>
+        <w:sz w:val="20"/>
+      </w:rPr>
+    </w:lvl>
+    <w:lvl w:ilvl="7" w:tentative="1">
+      <w:start w:val="1"/>
+      <w:numFmt w:val="bullet"/>
+      <w:lvlText w:val=""/>
+      <w:lvlJc w:val="left"/>
+      <w:pPr>
+        <w:tabs>
+          <w:tab w:val="num" w:pos="5760"/>
+        </w:tabs>
+        <w:ind w:left="5760" w:hanging="360"/>
+      </w:pPr>
+      <w:rPr>
+        <w:rFonts w:ascii="Wingdings" w:hAnsi="Wingdings" w:hint="default"/>
+        <w:sz w:val="20"/>
+      </w:rPr>
+    </w:lvl>
+    <w:lvl w:ilvl="8" w:tentative="1">
+      <w:start w:val="1"/>
+      <w:numFmt w:val="bullet"/>
+      <w:lvlText w:val=""/>
+      <w:lvlJc w:val="left"/>
+      <w:pPr>
+        <w:tabs>
+          <w:tab w:val="num" w:pos="6480"/>
+        </w:tabs>
+        <w:ind w:left="6480" w:hanging="360"/>
+      </w:pPr>
+      <w:rPr>
+        <w:rFonts w:ascii="Wingdings" w:hAnsi="Wingdings" w:hint="default"/>
+        <w:sz w:val="20"/>
+      </w:rPr>
+    </w:lvl>
+  </w:abstractNum>
+  <w:abstractNum w:abstractNumId="12" w15:restartNumberingAfterBreak="0">
     <w:nsid w:val="3B4C194F"/>
     <w:multiLevelType w:val="multilevel"/>
     <w:tmpl w:val="4EC8E476"/>
@@ -3823,7 +5457,7 @@
       </w:rPr>
     </w:lvl>
   </w:abstractNum>
-  <w:abstractNum w:abstractNumId="12" w15:restartNumberingAfterBreak="0">
+  <w:abstractNum w:abstractNumId="13" w15:restartNumberingAfterBreak="0">
     <w:nsid w:val="3CA302F5"/>
     <w:multiLevelType w:val="multilevel"/>
     <w:tmpl w:val="3FD2E96A"/>
@@ -3972,7 +5606,7 @@
       </w:rPr>
     </w:lvl>
   </w:abstractNum>
-  <w:abstractNum w:abstractNumId="13" w15:restartNumberingAfterBreak="0">
+  <w:abstractNum w:abstractNumId="14" w15:restartNumberingAfterBreak="0">
     <w:nsid w:val="3F4C1929"/>
     <w:multiLevelType w:val="multilevel"/>
     <w:tmpl w:val="F4E233AA"/>
@@ -4121,7 +5755,7 @@
       </w:rPr>
     </w:lvl>
   </w:abstractNum>
-  <w:abstractNum w:abstractNumId="14" w15:restartNumberingAfterBreak="0">
+  <w:abstractNum w:abstractNumId="15" w15:restartNumberingAfterBreak="0">
     <w:nsid w:val="3F833950"/>
     <w:multiLevelType w:val="multilevel"/>
     <w:tmpl w:val="DCB21B96"/>
@@ -4270,7 +5904,7 @@
       </w:rPr>
     </w:lvl>
   </w:abstractNum>
-  <w:abstractNum w:abstractNumId="15" w15:restartNumberingAfterBreak="0">
+  <w:abstractNum w:abstractNumId="16" w15:restartNumberingAfterBreak="0">
     <w:nsid w:val="3FB11DBD"/>
     <w:multiLevelType w:val="multilevel"/>
     <w:tmpl w:val="293E9760"/>
@@ -4419,7 +6053,7 @@
       </w:rPr>
     </w:lvl>
   </w:abstractNum>
-  <w:abstractNum w:abstractNumId="16" w15:restartNumberingAfterBreak="0">
+  <w:abstractNum w:abstractNumId="17" w15:restartNumberingAfterBreak="0">
     <w:nsid w:val="42FA2B27"/>
     <w:multiLevelType w:val="multilevel"/>
     <w:tmpl w:val="851CFFAA"/>
@@ -4568,7 +6202,7 @@
       </w:rPr>
     </w:lvl>
   </w:abstractNum>
-  <w:abstractNum w:abstractNumId="17" w15:restartNumberingAfterBreak="0">
+  <w:abstractNum w:abstractNumId="18" w15:restartNumberingAfterBreak="0">
     <w:nsid w:val="440406AB"/>
     <w:multiLevelType w:val="multilevel"/>
     <w:tmpl w:val="06425634"/>
@@ -4717,7 +6351,7 @@
       </w:rPr>
     </w:lvl>
   </w:abstractNum>
-  <w:abstractNum w:abstractNumId="18" w15:restartNumberingAfterBreak="0">
+  <w:abstractNum w:abstractNumId="19" w15:restartNumberingAfterBreak="0">
     <w:nsid w:val="44554361"/>
     <w:multiLevelType w:val="multilevel"/>
     <w:tmpl w:val="5B264B0E"/>
@@ -4830,7 +6464,7 @@
       </w:pPr>
     </w:lvl>
   </w:abstractNum>
-  <w:abstractNum w:abstractNumId="19" w15:restartNumberingAfterBreak="0">
+  <w:abstractNum w:abstractNumId="20" w15:restartNumberingAfterBreak="0">
     <w:nsid w:val="51B8536D"/>
     <w:multiLevelType w:val="multilevel"/>
     <w:tmpl w:val="6172D5A6"/>
@@ -4979,7 +6613,7 @@
       </w:rPr>
     </w:lvl>
   </w:abstractNum>
-  <w:abstractNum w:abstractNumId="20" w15:restartNumberingAfterBreak="0">
+  <w:abstractNum w:abstractNumId="21" w15:restartNumberingAfterBreak="0">
     <w:nsid w:val="554752C5"/>
     <w:multiLevelType w:val="multilevel"/>
     <w:tmpl w:val="1FF8B41C"/>
@@ -5128,7 +6762,7 @@
       </w:rPr>
     </w:lvl>
   </w:abstractNum>
-  <w:abstractNum w:abstractNumId="21" w15:restartNumberingAfterBreak="0">
+  <w:abstractNum w:abstractNumId="22" w15:restartNumberingAfterBreak="0">
     <w:nsid w:val="5931716A"/>
     <w:multiLevelType w:val="multilevel"/>
     <w:tmpl w:val="9C5866E4"/>
@@ -5277,7 +6911,7 @@
       </w:rPr>
     </w:lvl>
   </w:abstractNum>
-  <w:abstractNum w:abstractNumId="22" w15:restartNumberingAfterBreak="0">
+  <w:abstractNum w:abstractNumId="23" w15:restartNumberingAfterBreak="0">
     <w:nsid w:val="5B174FF2"/>
     <w:multiLevelType w:val="multilevel"/>
     <w:tmpl w:val="805E35D2"/>
@@ -5426,7 +7060,7 @@
       </w:rPr>
     </w:lvl>
   </w:abstractNum>
-  <w:abstractNum w:abstractNumId="23" w15:restartNumberingAfterBreak="0">
+  <w:abstractNum w:abstractNumId="24" w15:restartNumberingAfterBreak="0">
     <w:nsid w:val="5C207CCB"/>
     <w:multiLevelType w:val="multilevel"/>
     <w:tmpl w:val="B9244244"/>
@@ -5575,7 +7209,305 @@
       </w:rPr>
     </w:lvl>
   </w:abstractNum>
-  <w:abstractNum w:abstractNumId="24" w15:restartNumberingAfterBreak="0">
+  <w:abstractNum w:abstractNumId="25" w15:restartNumberingAfterBreak="0">
+    <w:nsid w:val="6225685C"/>
+    <w:multiLevelType w:val="multilevel"/>
+    <w:tmpl w:val="BB320E3E"/>
+    <w:lvl w:ilvl="0">
+      <w:start w:val="1"/>
+      <w:numFmt w:val="bullet"/>
+      <w:lvlText w:val=""/>
+      <w:lvlJc w:val="left"/>
+      <w:pPr>
+        <w:tabs>
+          <w:tab w:val="num" w:pos="720"/>
+        </w:tabs>
+        <w:ind w:left="720" w:hanging="360"/>
+      </w:pPr>
+      <w:rPr>
+        <w:rFonts w:ascii="Symbol" w:hAnsi="Symbol" w:hint="default"/>
+        <w:sz w:val="20"/>
+      </w:rPr>
+    </w:lvl>
+    <w:lvl w:ilvl="1" w:tentative="1">
+      <w:start w:val="1"/>
+      <w:numFmt w:val="bullet"/>
+      <w:lvlText w:val="o"/>
+      <w:lvlJc w:val="left"/>
+      <w:pPr>
+        <w:tabs>
+          <w:tab w:val="num" w:pos="1440"/>
+        </w:tabs>
+        <w:ind w:left="1440" w:hanging="360"/>
+      </w:pPr>
+      <w:rPr>
+        <w:rFonts w:ascii="Courier New" w:hAnsi="Courier New" w:hint="default"/>
+        <w:sz w:val="20"/>
+      </w:rPr>
+    </w:lvl>
+    <w:lvl w:ilvl="2" w:tentative="1">
+      <w:start w:val="1"/>
+      <w:numFmt w:val="bullet"/>
+      <w:lvlText w:val=""/>
+      <w:lvlJc w:val="left"/>
+      <w:pPr>
+        <w:tabs>
+          <w:tab w:val="num" w:pos="2160"/>
+        </w:tabs>
+        <w:ind w:left="2160" w:hanging="360"/>
+      </w:pPr>
+      <w:rPr>
+        <w:rFonts w:ascii="Wingdings" w:hAnsi="Wingdings" w:hint="default"/>
+        <w:sz w:val="20"/>
+      </w:rPr>
+    </w:lvl>
+    <w:lvl w:ilvl="3" w:tentative="1">
+      <w:start w:val="1"/>
+      <w:numFmt w:val="bullet"/>
+      <w:lvlText w:val=""/>
+      <w:lvlJc w:val="left"/>
+      <w:pPr>
+        <w:tabs>
+          <w:tab w:val="num" w:pos="2880"/>
+        </w:tabs>
+        <w:ind w:left="2880" w:hanging="360"/>
+      </w:pPr>
+      <w:rPr>
+        <w:rFonts w:ascii="Wingdings" w:hAnsi="Wingdings" w:hint="default"/>
+        <w:sz w:val="20"/>
+      </w:rPr>
+    </w:lvl>
+    <w:lvl w:ilvl="4" w:tentative="1">
+      <w:start w:val="1"/>
+      <w:numFmt w:val="bullet"/>
+      <w:lvlText w:val=""/>
+      <w:lvlJc w:val="left"/>
+      <w:pPr>
+        <w:tabs>
+          <w:tab w:val="num" w:pos="3600"/>
+        </w:tabs>
+        <w:ind w:left="3600" w:hanging="360"/>
+      </w:pPr>
+      <w:rPr>
+        <w:rFonts w:ascii="Wingdings" w:hAnsi="Wingdings" w:hint="default"/>
+        <w:sz w:val="20"/>
+      </w:rPr>
+    </w:lvl>
+    <w:lvl w:ilvl="5" w:tentative="1">
+      <w:start w:val="1"/>
+      <w:numFmt w:val="bullet"/>
+      <w:lvlText w:val=""/>
+      <w:lvlJc w:val="left"/>
+      <w:pPr>
+        <w:tabs>
+          <w:tab w:val="num" w:pos="4320"/>
+        </w:tabs>
+        <w:ind w:left="4320" w:hanging="360"/>
+      </w:pPr>
+      <w:rPr>
+        <w:rFonts w:ascii="Wingdings" w:hAnsi="Wingdings" w:hint="default"/>
+        <w:sz w:val="20"/>
+      </w:rPr>
+    </w:lvl>
+    <w:lvl w:ilvl="6" w:tentative="1">
+      <w:start w:val="1"/>
+      <w:numFmt w:val="bullet"/>
+      <w:lvlText w:val=""/>
+      <w:lvlJc w:val="left"/>
+      <w:pPr>
+        <w:tabs>
+          <w:tab w:val="num" w:pos="5040"/>
+        </w:tabs>
+        <w:ind w:left="5040" w:hanging="360"/>
+      </w:pPr>
+      <w:rPr>
+        <w:rFonts w:ascii="Wingdings" w:hAnsi="Wingdings" w:hint="default"/>
+        <w:sz w:val="20"/>
+      </w:rPr>
+    </w:lvl>
+    <w:lvl w:ilvl="7" w:tentative="1">
+      <w:start w:val="1"/>
+      <w:numFmt w:val="bullet"/>
+      <w:lvlText w:val=""/>
+      <w:lvlJc w:val="left"/>
+      <w:pPr>
+        <w:tabs>
+          <w:tab w:val="num" w:pos="5760"/>
+        </w:tabs>
+        <w:ind w:left="5760" w:hanging="360"/>
+      </w:pPr>
+      <w:rPr>
+        <w:rFonts w:ascii="Wingdings" w:hAnsi="Wingdings" w:hint="default"/>
+        <w:sz w:val="20"/>
+      </w:rPr>
+    </w:lvl>
+    <w:lvl w:ilvl="8" w:tentative="1">
+      <w:start w:val="1"/>
+      <w:numFmt w:val="bullet"/>
+      <w:lvlText w:val=""/>
+      <w:lvlJc w:val="left"/>
+      <w:pPr>
+        <w:tabs>
+          <w:tab w:val="num" w:pos="6480"/>
+        </w:tabs>
+        <w:ind w:left="6480" w:hanging="360"/>
+      </w:pPr>
+      <w:rPr>
+        <w:rFonts w:ascii="Wingdings" w:hAnsi="Wingdings" w:hint="default"/>
+        <w:sz w:val="20"/>
+      </w:rPr>
+    </w:lvl>
+  </w:abstractNum>
+  <w:abstractNum w:abstractNumId="26" w15:restartNumberingAfterBreak="0">
+    <w:nsid w:val="6789302E"/>
+    <w:multiLevelType w:val="multilevel"/>
+    <w:tmpl w:val="1428B7D8"/>
+    <w:lvl w:ilvl="0">
+      <w:start w:val="1"/>
+      <w:numFmt w:val="bullet"/>
+      <w:lvlText w:val=""/>
+      <w:lvlJc w:val="left"/>
+      <w:pPr>
+        <w:tabs>
+          <w:tab w:val="num" w:pos="720"/>
+        </w:tabs>
+        <w:ind w:left="720" w:hanging="360"/>
+      </w:pPr>
+      <w:rPr>
+        <w:rFonts w:ascii="Symbol" w:hAnsi="Symbol" w:hint="default"/>
+        <w:sz w:val="20"/>
+      </w:rPr>
+    </w:lvl>
+    <w:lvl w:ilvl="1" w:tentative="1">
+      <w:start w:val="1"/>
+      <w:numFmt w:val="bullet"/>
+      <w:lvlText w:val="o"/>
+      <w:lvlJc w:val="left"/>
+      <w:pPr>
+        <w:tabs>
+          <w:tab w:val="num" w:pos="1440"/>
+        </w:tabs>
+        <w:ind w:left="1440" w:hanging="360"/>
+      </w:pPr>
+      <w:rPr>
+        <w:rFonts w:ascii="Courier New" w:hAnsi="Courier New" w:hint="default"/>
+        <w:sz w:val="20"/>
+      </w:rPr>
+    </w:lvl>
+    <w:lvl w:ilvl="2" w:tentative="1">
+      <w:start w:val="1"/>
+      <w:numFmt w:val="bullet"/>
+      <w:lvlText w:val=""/>
+      <w:lvlJc w:val="left"/>
+      <w:pPr>
+        <w:tabs>
+          <w:tab w:val="num" w:pos="2160"/>
+        </w:tabs>
+        <w:ind w:left="2160" w:hanging="360"/>
+      </w:pPr>
+      <w:rPr>
+        <w:rFonts w:ascii="Wingdings" w:hAnsi="Wingdings" w:hint="default"/>
+        <w:sz w:val="20"/>
+      </w:rPr>
+    </w:lvl>
+    <w:lvl w:ilvl="3" w:tentative="1">
+      <w:start w:val="1"/>
+      <w:numFmt w:val="bullet"/>
+      <w:lvlText w:val=""/>
+      <w:lvlJc w:val="left"/>
+      <w:pPr>
+        <w:tabs>
+          <w:tab w:val="num" w:pos="2880"/>
+        </w:tabs>
+        <w:ind w:left="2880" w:hanging="360"/>
+      </w:pPr>
+      <w:rPr>
+        <w:rFonts w:ascii="Wingdings" w:hAnsi="Wingdings" w:hint="default"/>
+        <w:sz w:val="20"/>
+      </w:rPr>
+    </w:lvl>
+    <w:lvl w:ilvl="4" w:tentative="1">
+      <w:start w:val="1"/>
+      <w:numFmt w:val="bullet"/>
+      <w:lvlText w:val=""/>
+      <w:lvlJc w:val="left"/>
+      <w:pPr>
+        <w:tabs>
+          <w:tab w:val="num" w:pos="3600"/>
+        </w:tabs>
+        <w:ind w:left="3600" w:hanging="360"/>
+      </w:pPr>
+      <w:rPr>
+        <w:rFonts w:ascii="Wingdings" w:hAnsi="Wingdings" w:hint="default"/>
+        <w:sz w:val="20"/>
+      </w:rPr>
+    </w:lvl>
+    <w:lvl w:ilvl="5" w:tentative="1">
+      <w:start w:val="1"/>
+      <w:numFmt w:val="bullet"/>
+      <w:lvlText w:val=""/>
+      <w:lvlJc w:val="left"/>
+      <w:pPr>
+        <w:tabs>
+          <w:tab w:val="num" w:pos="4320"/>
+        </w:tabs>
+        <w:ind w:left="4320" w:hanging="360"/>
+      </w:pPr>
+      <w:rPr>
+        <w:rFonts w:ascii="Wingdings" w:hAnsi="Wingdings" w:hint="default"/>
+        <w:sz w:val="20"/>
+      </w:rPr>
+    </w:lvl>
+    <w:lvl w:ilvl="6" w:tentative="1">
+      <w:start w:val="1"/>
+      <w:numFmt w:val="bullet"/>
+      <w:lvlText w:val=""/>
+      <w:lvlJc w:val="left"/>
+      <w:pPr>
+        <w:tabs>
+          <w:tab w:val="num" w:pos="5040"/>
+        </w:tabs>
+        <w:ind w:left="5040" w:hanging="360"/>
+      </w:pPr>
+      <w:rPr>
+        <w:rFonts w:ascii="Wingdings" w:hAnsi="Wingdings" w:hint="default"/>
+        <w:sz w:val="20"/>
+      </w:rPr>
+    </w:lvl>
+    <w:lvl w:ilvl="7" w:tentative="1">
+      <w:start w:val="1"/>
+      <w:numFmt w:val="bullet"/>
+      <w:lvlText w:val=""/>
+      <w:lvlJc w:val="left"/>
+      <w:pPr>
+        <w:tabs>
+          <w:tab w:val="num" w:pos="5760"/>
+        </w:tabs>
+        <w:ind w:left="5760" w:hanging="360"/>
+      </w:pPr>
+      <w:rPr>
+        <w:rFonts w:ascii="Wingdings" w:hAnsi="Wingdings" w:hint="default"/>
+        <w:sz w:val="20"/>
+      </w:rPr>
+    </w:lvl>
+    <w:lvl w:ilvl="8" w:tentative="1">
+      <w:start w:val="1"/>
+      <w:numFmt w:val="bullet"/>
+      <w:lvlText w:val=""/>
+      <w:lvlJc w:val="left"/>
+      <w:pPr>
+        <w:tabs>
+          <w:tab w:val="num" w:pos="6480"/>
+        </w:tabs>
+        <w:ind w:left="6480" w:hanging="360"/>
+      </w:pPr>
+      <w:rPr>
+        <w:rFonts w:ascii="Wingdings" w:hAnsi="Wingdings" w:hint="default"/>
+        <w:sz w:val="20"/>
+      </w:rPr>
+    </w:lvl>
+  </w:abstractNum>
+  <w:abstractNum w:abstractNumId="27" w15:restartNumberingAfterBreak="0">
     <w:nsid w:val="6D5642C8"/>
     <w:multiLevelType w:val="multilevel"/>
     <w:tmpl w:val="674AFD0E"/>
@@ -5688,7 +7620,7 @@
       </w:pPr>
     </w:lvl>
   </w:abstractNum>
-  <w:abstractNum w:abstractNumId="25" w15:restartNumberingAfterBreak="0">
+  <w:abstractNum w:abstractNumId="28" w15:restartNumberingAfterBreak="0">
     <w:nsid w:val="6F1A7B92"/>
     <w:multiLevelType w:val="multilevel"/>
     <w:tmpl w:val="EBE8B9F6"/>
@@ -5837,7 +7769,7 @@
       </w:rPr>
     </w:lvl>
   </w:abstractNum>
-  <w:abstractNum w:abstractNumId="26" w15:restartNumberingAfterBreak="0">
+  <w:abstractNum w:abstractNumId="29" w15:restartNumberingAfterBreak="0">
     <w:nsid w:val="6F9D3146"/>
     <w:multiLevelType w:val="multilevel"/>
     <w:tmpl w:val="F63C0EE0"/>
@@ -5986,7 +7918,7 @@
       </w:rPr>
     </w:lvl>
   </w:abstractNum>
-  <w:abstractNum w:abstractNumId="27" w15:restartNumberingAfterBreak="0">
+  <w:abstractNum w:abstractNumId="30" w15:restartNumberingAfterBreak="0">
     <w:nsid w:val="710519E1"/>
     <w:multiLevelType w:val="multilevel"/>
     <w:tmpl w:val="119CD3DA"/>
@@ -6135,7 +8067,7 @@
       </w:rPr>
     </w:lvl>
   </w:abstractNum>
-  <w:abstractNum w:abstractNumId="28" w15:restartNumberingAfterBreak="0">
+  <w:abstractNum w:abstractNumId="31" w15:restartNumberingAfterBreak="0">
     <w:nsid w:val="77427F7D"/>
     <w:multiLevelType w:val="multilevel"/>
     <w:tmpl w:val="55FAECBE"/>
@@ -6284,7 +8216,7 @@
       </w:rPr>
     </w:lvl>
   </w:abstractNum>
-  <w:abstractNum w:abstractNumId="29" w15:restartNumberingAfterBreak="0">
+  <w:abstractNum w:abstractNumId="32" w15:restartNumberingAfterBreak="0">
     <w:nsid w:val="7AA43AA1"/>
     <w:multiLevelType w:val="multilevel"/>
     <w:tmpl w:val="EC8EBC3C"/>
@@ -6433,7 +8365,7 @@
       </w:rPr>
     </w:lvl>
   </w:abstractNum>
-  <w:abstractNum w:abstractNumId="30" w15:restartNumberingAfterBreak="0">
+  <w:abstractNum w:abstractNumId="33" w15:restartNumberingAfterBreak="0">
     <w:nsid w:val="7F2D4447"/>
     <w:multiLevelType w:val="multilevel"/>
     <w:tmpl w:val="2918CB5E"/>
@@ -6583,22 +8515,22 @@
     </w:lvl>
   </w:abstractNum>
   <w:num w:numId="1" w16cid:durableId="1620642727">
-    <w:abstractNumId w:val="16"/>
+    <w:abstractNumId w:val="17"/>
   </w:num>
   <w:num w:numId="2" w16cid:durableId="34694352">
     <w:abstractNumId w:val="10"/>
   </w:num>
   <w:num w:numId="3" w16cid:durableId="1382362846">
-    <w:abstractNumId w:val="21"/>
+    <w:abstractNumId w:val="22"/>
   </w:num>
   <w:num w:numId="4" w16cid:durableId="1744332622">
-    <w:abstractNumId w:val="18"/>
+    <w:abstractNumId w:val="19"/>
   </w:num>
   <w:num w:numId="5" w16cid:durableId="1890727814">
-    <w:abstractNumId w:val="29"/>
+    <w:abstractNumId w:val="32"/>
   </w:num>
   <w:num w:numId="6" w16cid:durableId="1807819761">
-    <w:abstractNumId w:val="15"/>
+    <w:abstractNumId w:val="16"/>
   </w:num>
   <w:num w:numId="7" w16cid:durableId="558783637">
     <w:abstractNumId w:val="3"/>
@@ -6610,34 +8542,34 @@
     <w:abstractNumId w:val="7"/>
   </w:num>
   <w:num w:numId="10" w16cid:durableId="947005010">
-    <w:abstractNumId w:val="13"/>
+    <w:abstractNumId w:val="14"/>
   </w:num>
   <w:num w:numId="11" w16cid:durableId="1390686347">
-    <w:abstractNumId w:val="23"/>
+    <w:abstractNumId w:val="24"/>
   </w:num>
   <w:num w:numId="12" w16cid:durableId="50427786">
-    <w:abstractNumId w:val="27"/>
+    <w:abstractNumId w:val="30"/>
   </w:num>
   <w:num w:numId="13" w16cid:durableId="262615084">
-    <w:abstractNumId w:val="12"/>
+    <w:abstractNumId w:val="13"/>
   </w:num>
   <w:num w:numId="14" w16cid:durableId="2143381455">
     <w:abstractNumId w:val="6"/>
   </w:num>
   <w:num w:numId="15" w16cid:durableId="1306202487">
-    <w:abstractNumId w:val="14"/>
+    <w:abstractNumId w:val="15"/>
   </w:num>
   <w:num w:numId="16" w16cid:durableId="397169865">
-    <w:abstractNumId w:val="11"/>
+    <w:abstractNumId w:val="12"/>
   </w:num>
   <w:num w:numId="17" w16cid:durableId="1918897458">
-    <w:abstractNumId w:val="28"/>
+    <w:abstractNumId w:val="31"/>
   </w:num>
   <w:num w:numId="18" w16cid:durableId="40790075">
-    <w:abstractNumId w:val="26"/>
+    <w:abstractNumId w:val="29"/>
   </w:num>
   <w:num w:numId="19" w16cid:durableId="1238780653">
-    <w:abstractNumId w:val="24"/>
+    <w:abstractNumId w:val="27"/>
   </w:num>
   <w:num w:numId="20" w16cid:durableId="986982736">
     <w:abstractNumId w:val="5"/>
@@ -6646,34 +8578,43 @@
     <w:abstractNumId w:val="2"/>
   </w:num>
   <w:num w:numId="22" w16cid:durableId="1621836884">
-    <w:abstractNumId w:val="19"/>
+    <w:abstractNumId w:val="20"/>
   </w:num>
   <w:num w:numId="23" w16cid:durableId="702830886">
-    <w:abstractNumId w:val="30"/>
+    <w:abstractNumId w:val="33"/>
   </w:num>
   <w:num w:numId="24" w16cid:durableId="1208102672">
-    <w:abstractNumId w:val="17"/>
+    <w:abstractNumId w:val="18"/>
   </w:num>
   <w:num w:numId="25" w16cid:durableId="1484857585">
     <w:abstractNumId w:val="9"/>
   </w:num>
   <w:num w:numId="26" w16cid:durableId="1406100176">
-    <w:abstractNumId w:val="25"/>
+    <w:abstractNumId w:val="28"/>
   </w:num>
   <w:num w:numId="27" w16cid:durableId="438567634">
     <w:abstractNumId w:val="0"/>
   </w:num>
   <w:num w:numId="28" w16cid:durableId="602883701">
-    <w:abstractNumId w:val="20"/>
+    <w:abstractNumId w:val="21"/>
   </w:num>
   <w:num w:numId="29" w16cid:durableId="677580272">
     <w:abstractNumId w:val="8"/>
   </w:num>
   <w:num w:numId="30" w16cid:durableId="511532479">
-    <w:abstractNumId w:val="22"/>
+    <w:abstractNumId w:val="23"/>
   </w:num>
   <w:num w:numId="31" w16cid:durableId="300353103">
     <w:abstractNumId w:val="4"/>
+  </w:num>
+  <w:num w:numId="32" w16cid:durableId="796949287">
+    <w:abstractNumId w:val="26"/>
+  </w:num>
+  <w:num w:numId="33" w16cid:durableId="1401369677">
+    <w:abstractNumId w:val="25"/>
+  </w:num>
+  <w:num w:numId="34" w16cid:durableId="1996295851">
+    <w:abstractNumId w:val="11"/>
   </w:num>
 </w:numbering>
 </file>

--- a/Documentação Técnica EstoqueVision.docx
+++ b/Documentação Técnica EstoqueVision.docx
@@ -40,11 +40,7 @@
         </w:rPr>
       </w:pPr>
       <w:r>
-        <w:rPr>
-          <w:b/>
-          <w:bCs/>
-        </w:rPr>
-        <w:t>Documentação Técnica e Executiva – Versão 3.0</w:t>
+        <w:t>Documentação Técnica e Executiva – Versão 3.1</w:t>
       </w:r>
     </w:p>
     <w:p>
@@ -3408,11 +3404,7 @@
         </w:rPr>
       </w:pPr>
       <w:r>
-        <w:rPr>
-          <w:b/>
-          <w:bCs/>
-        </w:rPr>
-        <w:t>ESTOQUEVISION v3.0</w:t>
+        <w:t>ESTOQUEVISION v3.1</w:t>
       </w:r>
     </w:p>
     <w:p>
@@ -3508,6 +3500,49 @@
       </w:r>
     </w:p>
     <w:p/>
+    <w:p>
+      <w:pPr>
+        <w:pStyle w:val="Ttulo1"/>
+      </w:pPr>
+      <w:r>
+        <w:t>11. Atualizações da Versão 3.1</w:t>
+      </w:r>
+    </w:p>
+    <w:p>
+      <w:r>
+        <w:t>• Padronização completa para o padrão brasileiro de números (kg, toneladas, moeda e percentuais).</w:t>
+      </w:r>
+    </w:p>
+    <w:p>
+      <w:r>
+        <w:t>• Correção da previsão de estoque para utilizar quantidades em kg.</w:t>
+      </w:r>
+    </w:p>
+    <w:p>
+      <w:r>
+        <w:t>• Inclusão de filtro exclusivo por produto na seção Raio-X Operacional.</w:t>
+      </w:r>
+    </w:p>
+    <w:p>
+      <w:r>
+        <w:t>• Correção do cálculo do Capital Imobilizado (Quantidade × Custo Unitário).</w:t>
+      </w:r>
+    </w:p>
+    <w:p>
+      <w:r>
+        <w:t>• Exibição do custo unitário apenas quando um produto estiver selecionado.</w:t>
+      </w:r>
+    </w:p>
+    <w:p>
+      <w:r>
+        <w:t>• Remoção da aba Custos.</w:t>
+      </w:r>
+    </w:p>
+    <w:p>
+      <w:r>
+        <w:t>• Padronização de cards, gráficos, tabelas e tooltips.</w:t>
+      </w:r>
+    </w:p>
     <w:sectPr>
       <w:pgSz w:w="11906" w:h="16838"/>
       <w:pgMar w:top="1417" w:right="1701" w:bottom="1417" w:left="1701" w:header="708" w:footer="708" w:gutter="0"/>
